--- a/backend/templates/training/hop-dong-thuc-hanh.docx
+++ b/backend/templates/training/hop-dong-thuc-hanh.docx
@@ -1,6 +1,2510 @@
 
-<file path=word/document.xml><?xml version="1.0" encoding="UTF-8" standalone="yes"?>
-<w:document xmlns:wpc="http://schemas.microsoft.com/office/word/2010/wordprocessingCanvas" xmlns:cx="http://schemas.microsoft.com/office/drawing/2014/chartex" xmlns:cx1="http://schemas.microsoft.com/office/drawing/2015/9/8/chartex" xmlns:cx2="http://schemas.microsoft.com/office/drawing/2015/10/21/chartex" xmlns:cx3="http://schemas.microsoft.com/office/drawing/2016/5/9/chartex" xmlns:cx4="http://schemas.microsoft.com/office/drawing/2016/5/10/chartex" xmlns:cx5="http://schemas.microsoft.com/office/drawing/2016/5/11/chartex" xmlns:cx6="http://schemas.microsoft.com/office/drawing/2016/5/12/chartex" xmlns:cx7="http://schemas.microsoft.com/office/drawing/2016/5/13/chartex" xmlns:cx8="http://schemas.microsoft.com/office/drawing/2016/5/14/chartex" xmlns:mc="http://schemas.openxmlformats.org/markup-compatibility/2006" xmlns:aink="http://schemas.microsoft.com/office/drawing/2016/ink" xmlns:am3d="http://schemas.microsoft.com/office/drawing/2017/model3d" xmlns:o="urn:schemas-microsoft-com:office:office" xmlns:oel="http://schemas.microsoft.com/office/2019/extlst" xmlns:r="http://schemas.openxmlformats.org/officeDocument/2006/relationships" xmlns:m="http://schemas.openxmlformats.org/officeDocument/2006/math" xmlns:v="urn:schemas-microsoft-com:vml" xmlns:wp14="http://schemas.microsoft.com/office/word/2010/wordprocessingDrawing" xmlns:wp="http://schemas.openxmlformats.org/drawingml/2006/wordprocessingDrawing" xmlns:w10="urn:schemas-microsoft-com:office:word" xmlns:w="http://schemas.openxmlformats.org/wordprocessingml/2006/main" xmlns:w14="http://schemas.microsoft.com/office/word/2010/wordml" xmlns:w15="http://schemas.microsoft.com/office/word/2012/wordml" xmlns:w16cex="http://schemas.microsoft.com/office/word/2018/wordml/cex" xmlns:w16cid="http://schemas.microsoft.com/office/word/2016/wordml/cid" xmlns:w16="http://schemas.microsoft.com/office/word/2018/wordml" xmlns:w16du="http://schemas.microsoft.com/office/word/2023/wordml/word16du" xmlns:w16sdtdh="http://schemas.microsoft.com/office/word/2020/wordml/sdtdatahash" xmlns:w16sdtfl="http://schemas.microsoft.com/office/word/2024/wordml/sdtformatlock" xmlns:w16se="http://schemas.microsoft.com/office/word/2015/wordml/symex" xmlns:wpg="http://schemas.microsoft.com/office/word/2010/wordprocessingGroup" xmlns:wpi="http://schemas.microsoft.com/office/word/2010/wordprocessingInk" xmlns:wne="http://schemas.microsoft.com/office/word/2006/wordml" xmlns:wps="http://schemas.microsoft.com/office/word/2010/wordprocessingShape" mc:Ignorable="w14 w15 w16se w16cid w16 w16cex w16sdtdh w16sdtfl w16du wp14"><w:body><w:p><w:pPr><w:rPr><w:sz w:val="2"/><w:szCs w:val="2"/></w:rPr></w:pPr><w:r><w:rPr><w:noProof/></w:rPr><w:t xml:space="preserve">{ma_thuc_hanh}</w:t></w:r></w:p></w:txbxContent></wps:txbx><wps:bodyPr rot="0" vert="horz" wrap="square" lIns="91440" tIns="45720" rIns="91440" bIns="45720" anchor="t" anchorCtr="0" upright="1"><a:noAutofit/></wps:bodyPr></wps:wsp></a:graphicData></a:graphic><wp14:sizeRelH relativeFrom="page"><wp14:pctWidth>0</wp14:pctWidth></wp14:sizeRelH><wp14:sizeRelV relativeFrom="page"><wp14:pctHeight>0</wp14:pctHeight></wp14:sizeRelV></wp:anchor></w:drawing></mc:Choice><mc:Fallback><w:pict><v:shapetype w14:anchorId="36E921D4" id="_x0000_t202" coordsize="21600,21600" o:spt="202" path="m,l,21600r21600,l21600,xe"><v:stroke joinstyle="miter"/><v:path gradientshapeok="t" o:connecttype="rect"/></v:shapetype><v:shape id="Text Box 2" o:spid="_x0000_s1026" type="#_x0000_t202" style="position:absolute;margin-left:-47.35pt;margin-top:-17.1pt;width:62.55pt;height:25.1pt;z-index:251659264;visibility:visible;mso-wrap-style:square;mso-width-percent:0;mso-height-percent:0;mso-wrap-distance-left:9pt;mso-wrap-distance-top:0;mso-wrap-distance-right:9pt;mso-wrap-distance-bottom:0;mso-position-horizontal:absolute;mso-position-horizontal-relative:text;mso-position-vertical:absolute;mso-position-vertical-relative:text;mso-width-percent:0;mso-height-percent:0;mso-width-relative:page;mso-height-relative:page;v-text-anchor:top" o:gfxdata="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"><v:textbox><w:txbxContent><w:p><w:r><w:rPr><w:noProof/></w:rPr><w:t xml:space="preserve">{ma_thuc_hanh}</w:t></w:r></w:p></w:txbxContent></v:textbox></v:shape></w:pict></mc:Fallback></mc:AlternateContent></w:r></w:p><w:tbl><w:tblPr><w:tblW w:w="5376" w:type="pct"/><w:tblInd w:w="-426" w:type="dxa"/><w:tblBorders><w:top w:val="nil"/><w:bottom w:val="nil"/><w:insideH w:val="nil"/><w:insideV w:val="nil"/></w:tblBorders><w:tblCellMar><w:left w:w="0" w:type="dxa"/><w:right w:w="0" w:type="dxa"/></w:tblCellMar><w:tblLook w:val="04A0" w:firstRow="1" w:lastRow="0" w:firstColumn="1" w:lastColumn="0" w:noHBand="0" w:noVBand="1"/></w:tblPr><w:tblGrid><w:gridCol w:w="4112"/><w:gridCol w:w="5642"/></w:tblGrid><w:tr><w:tc><w:tcPr><w:tcW w:w="2108" w:type="pct"/><w:tcBorders><w:top w:val="nil"/><w:left w:val="nil"/><w:bottom w:val="nil"/><w:right w:val="nil"/><w:tl2br w:val="nil"/><w:tr2bl w:val="nil"/></w:tcBorders><w:tcMar><w:top w:w="0" w:type="dxa"/><w:left w:w="108" w:type="dxa"/><w:bottom w:w="0" w:type="dxa"/><w:right w:w="108" w:type="dxa"/></w:tcMar></w:tcPr><w:p><w:pPr><w:jc w:val="center"/><w:rPr><w:sz w:val="26"/><w:szCs w:val="26"/></w:rPr></w:pPr><w:r><w:rPr><w:sz w:val="26"/><w:szCs w:val="26"/></w:rPr><w:t>SỞ Y TẾ NGHỆ AN</w:t></w:r><w:r><w:rPr><w:sz w:val="26"/><w:szCs w:val="26"/></w:rPr><w:br/></w:r><w:r><w:rPr><w:b/><w:sz w:val="26"/><w:szCs w:val="26"/></w:rPr><w:t>BỆNH VIỆN HNĐK NGHỆ AN</w:t></w:r><w:r><w:rPr><w:sz w:val="26"/><w:szCs w:val="26"/></w:rPr><w:br/></w:r><w:r><w:rPr><w:b/><w:bCs/><w:sz w:val="26"/><w:szCs w:val="26"/></w:rPr><w:t>----------</w:t></w:r></w:p></w:tc><w:tc><w:tcPr><w:tcW w:w="2892" w:type="pct"/><w:tcBorders><w:top w:val="nil"/><w:left w:val="nil"/><w:bottom w:val="nil"/><w:right w:val="nil"/><w:tl2br w:val="nil"/><w:tr2bl w:val="nil"/></w:tcBorders><w:tcMar><w:top w:w="0" w:type="dxa"/><w:left w:w="108" w:type="dxa"/><w:bottom w:w="0" w:type="dxa"/><w:right w:w="108" w:type="dxa"/></w:tcMar></w:tcPr><w:p><w:pPr><w:jc w:val="center"/><w:rPr><w:sz w:val="26"/><w:szCs w:val="26"/></w:rPr></w:pPr><w:r><w:rPr><w:b/><w:bCs/><w:sz w:val="26"/><w:szCs w:val="26"/><w:lang w:val="vi-VN"/></w:rPr><w:t>CỘNG HÒA XÃ HỘI CHỦ NGHĨA VIỆT NAM</w:t></w:r><w:r><w:rPr><w:b/><w:bCs/><w:sz w:val="26"/><w:szCs w:val="26"/><w:lang w:val="vi-VN"/></w:rPr><w:br/><w:t>Độc lập - Tự do - Hạnh phúc</w:t></w:r><w:r><w:rPr><w:b/><w:bCs/><w:sz w:val="26"/><w:szCs w:val="26"/><w:lang w:val="vi-VN"/></w:rPr><w:br/><w:t>------------------------</w:t></w:r></w:p></w:tc></w:tr><w:tr><w:tblPrEx><w:tblBorders><w:top w:val="none" w:sz="0" w:space="0" w:color="auto"/><w:bottom w:val="none" w:sz="0" w:space="0" w:color="auto"/><w:insideH w:val="none" w:sz="0" w:space="0" w:color="auto"/><w:insideV w:val="none" w:sz="0" w:space="0" w:color="auto"/></w:tblBorders></w:tblPrEx><w:tc><w:tcPr><w:tcW w:w="2108" w:type="pct"/><w:tcBorders><w:top w:val="nil"/><w:left w:val="nil"/><w:bottom w:val="nil"/><w:right w:val="nil"/><w:tl2br w:val="nil"/><w:tr2bl w:val="nil"/></w:tcBorders><w:tcMar><w:top w:w="0" w:type="dxa"/><w:left w:w="108" w:type="dxa"/><w:bottom w:w="0" w:type="dxa"/><w:right w:w="108" w:type="dxa"/></w:tcMar></w:tcPr><w:p><w:pPr><w:jc w:val="center"/><w:rPr><w:sz w:val="26"/><w:szCs w:val="26"/></w:rPr></w:pPr><w:r><w:rPr><w:szCs w:val="26"/></w:rPr><w:t>Số:  </w:t></w:r><w:r><w:rPr><w:noProof/><w:szCs w:val="26"/></w:rPr><w:t xml:space="preserve">{ma_thuc_hanh}</w:t></w:r><w:r><w:rPr><w:szCs w:val="26"/></w:rPr><w:t>/</w:t></w:r><w:r><w:rPr><w:szCs w:val="26"/></w:rPr><w:t>HĐTH-BVHNĐKNA</w:t></w:r></w:p></w:tc><w:tc><w:tcPr><w:tcW w:w="2892" w:type="pct"/><w:tcBorders><w:top w:val="nil"/><w:left w:val="nil"/><w:bottom w:val="nil"/><w:right w:val="nil"/><w:tl2br w:val="nil"/><w:tr2bl w:val="nil"/></w:tcBorders><w:tcMar><w:top w:w="0" w:type="dxa"/><w:left w:w="108" w:type="dxa"/><w:bottom w:w="0" w:type="dxa"/><w:right w:w="108" w:type="dxa"/></w:tcMar></w:tcPr><w:p><w:pPr><w:jc w:val="center"/><w:rPr><w:sz w:val="26"/><w:szCs w:val="26"/></w:rPr></w:pPr><w:r><w:rPr><w:i/><w:iCs/><w:szCs w:val="26"/></w:rPr><w:t>Nghệ An</w:t></w:r><w:r><w:rPr><w:i/><w:iCs/><w:szCs w:val="26"/></w:rPr><w:t xml:space="preserve">, </w:t></w:r><w:r><w:rPr><w:i/><w:iCs/><w:szCs w:val="26"/><w:lang w:val="vi-VN"/></w:rPr><w:t xml:space="preserve"> ngày</w:t></w:r><w:r><w:rPr><w:i/><w:iCs/><w:szCs w:val="26"/></w:rPr><w:t xml:space="preserve"> </w:t></w:r><w:r><w:rPr><w:i/><w:iCs/><w:szCs w:val="26"/></w:rPr><w:t xml:space="preserve">     </w:t></w:r><w:r><w:rPr><w:i/><w:iCs/><w:szCs w:val="26"/><w:lang w:val="vi-VN"/></w:rPr><w:t>tháng</w:t></w:r><w:r><w:rPr><w:i/><w:iCs/><w:szCs w:val="26"/></w:rPr><w:t xml:space="preserve"> </w:t></w:r><w:r><w:rPr><w:i/><w:iCs/><w:szCs w:val="26"/></w:rPr><w:t xml:space="preserve">   </w:t></w:r><w:r><w:rPr><w:i/><w:iCs/><w:szCs w:val="26"/></w:rPr><w:t xml:space="preserve"> </w:t></w:r><w:r><w:rPr><w:i/><w:iCs/><w:szCs w:val="26"/><w:lang w:val="vi-VN"/></w:rPr><w:t>năm</w:t></w:r><w:r><w:rPr><w:i/><w:iCs/><w:szCs w:val="26"/></w:rPr><w:t xml:space="preserve"> </w:t></w:r><w:r><w:rPr><w:i/><w:iCs/><w:szCs w:val="26"/></w:rPr><w:t xml:space="preserve">  </w:t></w:r></w:p></w:tc></w:tr></w:tbl><w:p><w:pPr><w:rPr><w:sz w:val="26"/><w:szCs w:val="26"/></w:rPr></w:pPr><w:r><w:rPr><w:sz w:val="26"/><w:szCs w:val="26"/></w:rPr><w:t> </w:t></w:r></w:p><w:p><w:pPr><w:jc w:val="center"/><w:rPr><w:sz w:val="26"/><w:szCs w:val="26"/></w:rPr></w:pPr><w:bookmarkStart w:id="0" w:name="loai_17_name"/><w:r><w:rPr><w:b/><w:bCs/><w:sz w:val="26"/><w:szCs w:val="26"/><w:lang w:val="vi-VN"/></w:rPr><w:t>HỢP ĐỒNG</w:t></w:r><w:bookmarkEnd w:id="0"/><w:r><w:rPr><w:b/><w:bCs/><w:sz w:val="26"/><w:szCs w:val="26"/><w:lang w:val="vi-VN"/></w:rPr><w:t xml:space="preserve"> </w:t></w:r></w:p><w:p><w:pPr><w:jc w:val="center"/><w:rPr><w:b/><w:bCs/><w:sz w:val="26"/><w:szCs w:val="26"/></w:rPr></w:pPr><w:bookmarkStart w:id="1" w:name="loai_17_name_name"/><w:r><w:rPr><w:b/><w:bCs/><w:sz w:val="26"/><w:szCs w:val="26"/><w:lang w:val="vi-VN"/></w:rPr><w:t>THỰC HÀNH KHÁM BỆNH, CHỮA BỆNH</w:t></w:r><w:bookmarkEnd w:id="1"/></w:p><w:p><w:pPr><w:spacing w:line="283" w:lineRule="auto"/><w:jc w:val="center"/><w:rPr><w:sz w:val="26"/><w:szCs w:val="26"/></w:rPr></w:pPr></w:p><w:p><w:pPr><w:spacing w:line="283" w:lineRule="auto"/><w:jc w:val="both"/><w:rPr><w:i/><w:iCs/><w:sz w:val="26"/><w:szCs w:val="26"/></w:rPr></w:pPr><w:r><w:rPr><w:i/><w:iCs/><w:sz w:val="26"/><w:szCs w:val="26"/><w:lang w:val="vi-VN"/></w:rPr><w:t>Căn cứ Bộ luật dân sự ngày 24 tháng 11 năm 2015;</w:t></w:r></w:p><w:p><w:pPr><w:spacing w:line="283" w:lineRule="auto"/><w:jc w:val="both"/><w:rPr><w:i/><w:iCs/><w:sz w:val="26"/><w:szCs w:val="26"/><w:lang w:val="vi-VN"/></w:rPr></w:pPr><w:r><w:rPr><w:i/><w:iCs/><w:sz w:val="26"/><w:szCs w:val="26"/><w:lang w:val="vi-VN"/></w:rPr><w:t xml:space="preserve">Căn cứ Luật khám bệnh, chữa bệnh ngày </w:t></w:r><w:r><w:rPr><w:i/><w:iCs/><w:sz w:val="26"/><w:szCs w:val="26"/></w:rPr><w:t>09</w:t></w:r><w:r><w:rPr><w:i/><w:iCs/><w:sz w:val="26"/><w:szCs w:val="26"/><w:lang w:val="vi-VN"/></w:rPr><w:t xml:space="preserve"> tháng </w:t></w:r><w:r><w:rPr><w:i/><w:iCs/><w:sz w:val="26"/><w:szCs w:val="26"/></w:rPr><w:t xml:space="preserve">01 </w:t></w:r><w:r><w:rPr><w:i/><w:iCs/><w:sz w:val="26"/><w:szCs w:val="26"/><w:lang w:val="vi-VN"/></w:rPr><w:t>năm 20</w:t></w:r><w:r><w:rPr><w:i/><w:iCs/><w:sz w:val="26"/><w:szCs w:val="26"/></w:rPr><w:t>23</w:t></w:r><w:r><w:rPr><w:i/><w:iCs/><w:sz w:val="26"/><w:szCs w:val="26"/><w:lang w:val="vi-VN"/></w:rPr><w:t>;</w:t></w:r></w:p><w:p><w:pPr><w:spacing w:line="283" w:lineRule="auto"/><w:jc w:val="both"/><w:rPr><w:i/><w:iCs/><w:sz w:val="26"/><w:szCs w:val="26"/></w:rPr></w:pPr><w:r><w:rPr><w:i/><w:iCs/><w:sz w:val="26"/><w:szCs w:val="26"/></w:rPr><w:t>Căn cứ Nghị định số 96/2023/NĐ-CP ngày 30 tháng 12 năm 2023 của Chính phủ quy định chi tiết một số điều của Luật Khám bệnh, chữa bệnh;</w:t></w:r></w:p><w:p><w:pPr><w:spacing w:line="283" w:lineRule="auto"/><w:jc w:val="both"/><w:rPr><w:sz w:val="26"/><w:szCs w:val="26"/></w:rPr></w:pPr><w:r><w:rPr><w:sz w:val="26"/><w:szCs w:val="26"/><w:lang w:val="vi-VN"/></w:rPr><w:t xml:space="preserve">Hôm nay, </w:t></w:r><w:r><w:rPr><w:sz w:val="26"/><w:szCs w:val="26"/></w:rPr><w:t xml:space="preserve">ngày </w:t></w:r><w:r><w:rPr><w:sz w:val="26"/><w:szCs w:val="26"/></w:rPr><w:t xml:space="preserve">     /       /        </w:t></w:r><w:r><w:rPr><w:sz w:val="26"/><w:szCs w:val="26"/></w:rPr><w:t xml:space="preserve">tại </w:t></w:r><w:r><w:rPr><w:sz w:val="26"/><w:szCs w:val="26"/></w:rPr><w:t>Bệnh viện Hữu nghị Đ</w:t></w:r><w:r><w:rPr><w:sz w:val="26"/><w:szCs w:val="26"/></w:rPr><w:t>a khoa Nghệ An</w:t></w:r><w:r><w:rPr><w:sz w:val="26"/><w:szCs w:val="26"/><w:lang w:val="vi-VN"/></w:rPr><w:t>, chúng tôi gồm:</w:t></w:r></w:p><w:p><w:pPr><w:spacing w:line="283" w:lineRule="auto"/><w:jc w:val="both"/><w:rPr><w:sz w:val="26"/><w:szCs w:val="26"/></w:rPr></w:pPr><w:r><w:rPr><w:b/><w:bCs/><w:sz w:val="26"/><w:szCs w:val="26"/><w:lang w:val="vi-VN"/></w:rPr><w:t>BÊN A:</w:t></w:r><w:r><w:rPr><w:sz w:val="26"/><w:szCs w:val="26"/><w:lang w:val="fr-FR"/></w:rPr><w:t xml:space="preserve"> BỆNH VIỆN HỮU NGHỊ ĐA KHOA NGHỆ AN</w:t></w:r></w:p><w:p><w:pPr><w:tabs><w:tab w:val="left" w:pos="2127"/><w:tab w:val="left" w:pos="4111"/><w:tab w:val="center" w:pos="4680"/></w:tabs><w:spacing w:after="120" w:line="276" w:lineRule="auto"/><w:contextualSpacing/><w:rPr><w:sz w:val="26"/><w:szCs w:val="26"/><w:shd w:val="clear" w:color="auto" w:fill="FFFFFF"/><w:lang w:val="nl-NL"/></w:rPr></w:pPr><w:r><w:rPr><w:sz w:val="26"/><w:szCs w:val="26"/><w:shd w:val="clear" w:color="auto" w:fill="FFFFFF"/><w:lang w:val="nl-NL"/></w:rPr><w:t>Đại diện</w:t></w:r><w:r><w:rPr><w:sz w:val="26"/><w:szCs w:val="26"/><w:shd w:val="clear" w:color="auto" w:fill="FFFFFF"/><w:lang w:val="nl-NL"/></w:rPr><w:t xml:space="preserve">: </w:t></w:r><w:r><w:rPr><w:sz w:val="26"/><w:szCs w:val="26"/><w:shd w:val="clear" w:color="auto" w:fill="FFFFFF"/><w:lang w:val="nl-NL"/></w:rPr><w:t xml:space="preserve">Ông: Nguyễn </w:t></w:r><w:r><w:rPr><w:sz w:val="26"/><w:szCs w:val="26"/><w:shd w:val="clear" w:color="auto" w:fill="FFFFFF"/><w:lang w:val="nl-NL"/></w:rPr><w:t>Ngọc Hòa</w:t></w:r><w:r><w:rPr><w:sz w:val="26"/><w:szCs w:val="26"/><w:shd w:val="clear" w:color="auto" w:fill="FFFFFF"/><w:lang w:val="nl-NL"/></w:rPr><w:tab/></w:r><w:r><w:rPr><w:sz w:val="26"/><w:szCs w:val="26"/><w:shd w:val="clear" w:color="auto" w:fill="FFFFFF"/><w:lang w:val="nl-NL"/></w:rPr><w:tab/></w:r></w:p><w:p><w:pPr><w:tabs><w:tab w:val="left" w:pos="2127"/><w:tab w:val="left" w:pos="4111"/><w:tab w:val="center" w:pos="4680"/></w:tabs><w:spacing w:after="120" w:line="276" w:lineRule="auto"/><w:contextualSpacing/><w:rPr><w:sz w:val="26"/><w:szCs w:val="26"/><w:shd w:val="clear" w:color="auto" w:fill="FFFFFF"/><w:lang w:val="nl-NL"/></w:rPr></w:pPr><w:r><w:rPr><w:sz w:val="26"/><w:szCs w:val="26"/><w:shd w:val="clear" w:color="auto" w:fill="FFFFFF"/><w:lang w:val="nl-NL"/></w:rPr><w:t xml:space="preserve">Chức vụ: </w:t></w:r><w:r><w:rPr><w:sz w:val="26"/><w:szCs w:val="26"/><w:shd w:val="clear" w:color="auto" w:fill="FFFFFF"/><w:lang w:val="nl-NL"/></w:rPr><w:t xml:space="preserve">Phó </w:t></w:r><w:r><w:rPr><w:sz w:val="26"/><w:szCs w:val="26"/><w:shd w:val="clear" w:color="auto" w:fill="FFFFFF"/><w:lang w:val="nl-NL"/></w:rPr><w:t xml:space="preserve">Giám đốc </w:t></w:r><w:r><w:rPr><w:sz w:val="26"/><w:szCs w:val="26"/><w:shd w:val="clear" w:color="auto" w:fill="FFFFFF"/><w:lang w:val="nl-NL"/></w:rPr><w:t>Bệnh viện, Giám đốc Trung tâm Đào tạo &amp; Chỉ đạo tuyến</w:t></w:r></w:p><w:p><w:pPr><w:spacing w:line="283" w:lineRule="auto"/><w:jc w:val="both"/><w:rPr><w:sz w:val="26"/><w:szCs w:val="26"/></w:rPr></w:pPr><w:r><w:rPr><w:sz w:val="26"/><w:szCs w:val="26"/><w:lang w:val="vi-VN"/></w:rPr><w:t>Địa chỉ</w:t></w:r><w:r><w:rPr><w:sz w:val="26"/><w:szCs w:val="26"/></w:rPr><w:t>: Km số 5, Đại lộ Lê Nin,</w:t></w:r><w:r><w:rPr><w:sz w:val="26"/><w:szCs w:val="26"/></w:rPr><w:t xml:space="preserve"> phường Vinh Phú</w:t></w:r><w:r><w:rPr><w:sz w:val="26"/><w:szCs w:val="26"/></w:rPr><w:t xml:space="preserve">, </w:t></w:r><w:r><w:rPr><w:sz w:val="26"/><w:szCs w:val="26"/></w:rPr><w:t xml:space="preserve">tỉnh </w:t></w:r><w:r><w:rPr><w:sz w:val="26"/><w:szCs w:val="26"/></w:rPr><w:t>Nghệ An</w:t></w:r></w:p><w:p><w:pPr><w:spacing w:line="283" w:lineRule="auto"/><w:jc w:val="both"/><w:rPr><w:sz w:val="26"/><w:szCs w:val="26"/></w:rPr></w:pPr><w:r><w:rPr><w:sz w:val="26"/><w:szCs w:val="26"/><w:lang w:val="vi-VN"/></w:rPr><w:t>Điện thoại:</w:t></w:r><w:r><w:rPr><w:sz w:val="26"/><w:szCs w:val="26"/><w:lang w:val="fr-FR"/></w:rPr><w:t xml:space="preserve"> 0886.234.222</w:t></w:r></w:p><w:p><w:pPr><w:spacing w:line="283" w:lineRule="auto"/><w:jc w:val="both"/><w:rPr><w:sz w:val="26"/><w:szCs w:val="26"/></w:rPr></w:pPr><w:r><w:rPr><w:b/><w:bCs/><w:sz w:val="26"/><w:szCs w:val="26"/><w:lang w:val="vi-VN"/></w:rPr><w:t xml:space="preserve">BÊN B: </w:t></w:r><w:r><w:rPr><w:sz w:val="26"/><w:szCs w:val="26"/><w:lang w:val="vi-VN"/></w:rPr><w:t xml:space="preserve">Ông/bà: </w:t></w:r><w:r><w:rPr><w:noProof/><w:sz w:val="26"/><w:szCs w:val="26"/></w:rPr><w:t xml:space="preserve">{ho_va_ten}</w:t></w:r></w:p><w:p><w:pPr><w:spacing w:line="283" w:lineRule="auto"/><w:jc w:val="both"/><w:rPr><w:sz w:val="26"/><w:szCs w:val="26"/></w:rPr></w:pPr><w:r><w:rPr><w:sz w:val="26"/><w:szCs w:val="26"/><w:lang w:val="vi-VN"/></w:rPr><w:t xml:space="preserve">Sinh </w:t></w:r><w:r><w:rPr><w:sz w:val="26"/><w:szCs w:val="26"/><w:lang w:val="fr-FR"/></w:rPr><w:t xml:space="preserve">ngày </w:t></w:r><w:r><w:rPr><w:noProof/><w:sz w:val="26"/><w:szCs w:val="26"/><w:lang w:val="fr-FR"/></w:rPr><w:t xml:space="preserve">{ngay_sinh}</w:t></w:r><w:r><w:rPr><w:sz w:val="26"/><w:szCs w:val="26"/><w:lang w:val="fr-FR"/></w:rPr><w:t xml:space="preserve"> </w:t></w:r><w:r><w:rPr><w:sz w:val="26"/><w:szCs w:val="26"/><w:lang w:val="fr-FR"/></w:rPr><w:t xml:space="preserve"> </w:t></w:r><w:r><w:rPr><w:sz w:val="26"/><w:szCs w:val="26"/><w:lang w:val="vi-VN"/></w:rPr><w:t xml:space="preserve">tại </w:t></w:r><w:r><w:rPr><w:sz w:val="26"/><w:szCs w:val="26"/></w:rPr><w:t xml:space="preserve">tỉnh </w:t></w:r><w:r><w:rPr><w:noProof/><w:sz w:val="26"/><w:szCs w:val="26"/></w:rPr><w:t xml:space="preserve">{noi_sinh_tinh}</w:t></w:r></w:p><w:p><w:pPr><w:spacing w:line="283" w:lineRule="auto"/><w:jc w:val="both"/><w:rPr><w:sz w:val="26"/><w:szCs w:val="26"/></w:rPr></w:pPr><w:r><w:rPr><w:sz w:val="26"/><w:szCs w:val="26"/><w:lang w:val="vi-VN"/></w:rPr><w:t>Văn bằng chuyên môn:</w:t></w:r><w:r><w:rPr><w:sz w:val="26"/><w:szCs w:val="26"/><w:vertAlign w:val="superscript"/><w:lang w:val="vi-VN"/></w:rPr><w:t xml:space="preserve"> </w:t></w:r><w:r><w:rPr><w:noProof/><w:sz w:val="26"/><w:szCs w:val="26"/><w:lang w:val="vi-VN"/></w:rPr><w:t xml:space="preserve">{trinh_do_chuyen_mon}</w:t></w:r></w:p><w:p><w:pPr><w:spacing w:line="283" w:lineRule="auto"/><w:jc w:val="both"/><w:rPr><w:sz w:val="26"/><w:szCs w:val="26"/></w:rPr></w:pPr><w:r><w:rPr><w:sz w:val="26"/><w:szCs w:val="26"/><w:lang w:val="vi-VN"/></w:rPr><w:t xml:space="preserve">Địa chỉ thường trú: </w:t></w:r><w:r><w:rPr><w:noProof/><w:sz w:val="26"/><w:szCs w:val="26"/><w:lang w:val="vi-VN"/></w:rPr><w:t xml:space="preserve">{ho_khau_thuong_tru}</w:t></w:r><w:r><w:rPr><w:sz w:val="26"/><w:szCs w:val="26"/></w:rPr><w:t xml:space="preserve"> </w:t></w:r></w:p><w:p><w:pPr><w:spacing w:line="283" w:lineRule="auto"/><w:jc w:val="both"/><w:rPr><w:sz w:val="26"/><w:szCs w:val="26"/></w:rPr></w:pPr><w:r><w:rPr><w:sz w:val="26"/><w:szCs w:val="26"/></w:rPr><w:t xml:space="preserve">Số </w:t></w:r><w:r><w:rPr><w:sz w:val="26"/><w:szCs w:val="26"/><w:lang w:val="vi-VN"/></w:rPr><w:t>chứng minh nhân dân/</w:t></w:r><w:r><w:rPr><w:sz w:val="26"/><w:szCs w:val="26"/></w:rPr><w:t>Số căn cước công dân/Số căn cước/</w:t></w:r><w:r><w:rPr><w:sz w:val="26"/><w:szCs w:val="26"/><w:lang w:val="vi-VN"/></w:rPr><w:t>Số định danh cá nhân/Số hộ chiếu</w:t></w:r><w:r><w:rPr><w:sz w:val="26"/><w:szCs w:val="26"/></w:rPr><w:t xml:space="preserve">: </w:t></w:r><w:r><w:rPr><w:noProof/><w:sz w:val="26"/><w:szCs w:val="26"/></w:rPr><w:t xml:space="preserve">{cmtcccd}</w:t></w:r><w:r><w:rPr><w:sz w:val="26"/><w:szCs w:val="26"/></w:rPr><w:t xml:space="preserve"> </w:t></w:r></w:p><w:p><w:pPr><w:spacing w:line="283" w:lineRule="auto"/><w:jc w:val="both"/><w:rPr><w:sz w:val="26"/><w:szCs w:val="26"/></w:rPr></w:pPr><w:r><w:rPr><w:sz w:val="26"/><w:szCs w:val="26"/><w:lang w:val="vi-VN"/></w:rPr><w:t>Ngày cấp</w:t></w:r><w:r><w:rPr><w:sz w:val="26"/><w:szCs w:val="26"/></w:rPr><w:t>:</w:t></w:r><w:r><w:rPr><w:sz w:val="26"/><w:szCs w:val="26"/></w:rPr><w:t xml:space="preserve"> </w:t></w:r><w:r><w:rPr><w:noProof/><w:sz w:val="26"/><w:szCs w:val="26"/></w:rPr><w:t xml:space="preserve">{ngay_cap}</w:t></w:r><w:r><w:rPr><w:sz w:val="26"/><w:szCs w:val="26"/></w:rPr><w:t xml:space="preserve">. </w:t></w:r><w:r><w:rPr><w:sz w:val="26"/><w:szCs w:val="26"/><w:lang w:val="vi-VN"/></w:rPr><w:t xml:space="preserve">Nơi cấp: </w:t></w:r><w:r><w:rPr><w:noProof/><w:sz w:val="26"/><w:szCs w:val="26"/></w:rPr><w:t xml:space="preserve">{noi_cap}</w:t></w:r></w:p><w:p><w:pPr><w:spacing w:line="283" w:lineRule="auto"/><w:jc w:val="both"/><w:rPr><w:sz w:val="26"/><w:szCs w:val="26"/></w:rPr></w:pPr><w:r><w:rPr><w:sz w:val="26"/><w:szCs w:val="26"/><w:lang w:val="vi-VN"/></w:rPr><w:t>Thỏa thuận ký kết hợp đồng thực hành khám bệnh, chữa bệnh theo các điều khoản sau đây:</w:t></w:r></w:p><w:p><w:pPr><w:spacing w:line="283" w:lineRule="auto"/><w:jc w:val="both"/><w:rPr><w:sz w:val="26"/><w:szCs w:val="26"/></w:rPr></w:pPr><w:r><w:rPr><w:b/><w:bCs/><w:sz w:val="26"/><w:szCs w:val="26"/><w:lang w:val="vi-VN"/></w:rPr><w:t>Điều 1. Thời gian, địa điểm và nội dung chuyên môn thực hành</w:t></w:r></w:p><w:p><w:pPr><w:spacing w:line="283" w:lineRule="auto"/><w:jc w:val="both"/><w:rPr><w:sz w:val="26"/><w:szCs w:val="26"/></w:rPr></w:pPr><w:r><w:rPr><w:sz w:val="26"/><w:szCs w:val="26"/></w:rPr><w:t xml:space="preserve">1. </w:t></w:r><w:r><w:rPr><w:sz w:val="26"/><w:szCs w:val="26"/><w:lang w:val="vi-VN"/></w:rPr><w:t>Thời gian thực hành: Ông/bà</w:t></w:r><w:r><w:rPr><w:sz w:val="26"/><w:szCs w:val="26"/></w:rPr><w:t xml:space="preserve"> </w:t></w:r><w:r><w:rPr><w:noProof/><w:sz w:val="26"/><w:szCs w:val="26"/></w:rPr><w:t xml:space="preserve">{ho_va_ten}</w:t></w:r><w:r><w:rPr><w:sz w:val="26"/><w:szCs w:val="26"/></w:rPr><w:t xml:space="preserve"> </w:t></w:r><w:r><w:rPr><w:sz w:val="26"/><w:szCs w:val="26"/><w:lang w:val="vi-VN"/></w:rPr><w:t>có văn bằng chuyên môn</w:t></w:r><w:r><w:rPr><w:sz w:val="26"/><w:szCs w:val="26"/></w:rPr><w:t xml:space="preserve"> </w:t></w:r><w:r><w:rPr><w:noProof/><w:sz w:val="26"/><w:szCs w:val="26"/></w:rPr><w:t xml:space="preserve">{trinh_do_chuyen_mon}</w:t></w:r><w:r><w:rPr><w:sz w:val="26"/><w:szCs w:val="26"/></w:rPr><w:t xml:space="preserve"> </w:t></w:r><w:r><w:rPr><w:sz w:val="26"/><w:szCs w:val="26"/><w:lang w:val="vi-VN"/></w:rPr><w:t xml:space="preserve">được thực hành từ </w:t></w:r><w:r><w:rPr><w:sz w:val="26"/><w:szCs w:val="26"/></w:rPr><w:t xml:space="preserve">ngày </w:t></w:r><w:r><w:rPr><w:noProof/><w:sz w:val="26"/><w:szCs w:val="26"/></w:rPr><w:t xml:space="preserve">{ngay_bat_dau}</w:t></w:r><w:r><w:rPr><w:sz w:val="26"/><w:szCs w:val="26"/></w:rPr><w:t xml:space="preserve"> </w:t></w:r><w:r><w:rPr><w:sz w:val="26"/><w:szCs w:val="26"/></w:rPr><w:t xml:space="preserve">đến </w:t></w:r><w:r><w:rPr><w:sz w:val="26"/><w:szCs w:val="26"/></w:rPr><w:t xml:space="preserve">hết </w:t></w:r><w:r><w:rPr><w:sz w:val="26"/><w:szCs w:val="26"/></w:rPr><w:t>ngày</w:t></w:r><w:r><w:rPr><w:sz w:val="26"/><w:szCs w:val="26"/></w:rPr><w:t xml:space="preserve"> </w:t></w:r><w:r><w:rPr><w:noProof/><w:sz w:val="26"/><w:szCs w:val="26"/></w:rPr><w:t xml:space="preserve">{ngay_ket_thuc}</w:t></w:r><w:r><w:rPr><w:sz w:val="26"/><w:szCs w:val="26"/></w:rPr><w:t>.</w:t></w:r></w:p><w:p><w:pPr><w:spacing w:line="283" w:lineRule="auto"/><w:jc w:val="both"/><w:rPr><w:sz w:val="26"/><w:szCs w:val="26"/></w:rPr></w:pPr><w:r><w:rPr><w:sz w:val="26"/><w:szCs w:val="26"/></w:rPr><w:t xml:space="preserve">2. </w:t></w:r><w:r><w:rPr><w:sz w:val="26"/><w:szCs w:val="26"/><w:lang w:val="vi-VN"/></w:rPr><w:t>Địa điểm thực hành:</w:t></w:r><w:r><w:rPr><w:sz w:val="26"/><w:szCs w:val="26"/></w:rPr><w:t xml:space="preserve"> </w:t></w:r><w:r><w:rPr><w:noProof/><w:sz w:val="26"/><w:szCs w:val="26"/></w:rPr><w:t xml:space="preserve">{dia_diem_thuc_hanh}</w:t></w:r><w:r><w:rPr><w:sz w:val="26"/><w:szCs w:val="26"/></w:rPr><w:t>.</w:t></w:r></w:p><w:p><w:pPr><w:spacing w:line="283" w:lineRule="auto"/><w:jc w:val="both"/><w:rPr><w:sz w:val="26"/><w:szCs w:val="26"/></w:rPr></w:pPr><w:r><w:rPr><w:sz w:val="26"/><w:szCs w:val="26"/></w:rPr><w:t xml:space="preserve">3. </w:t></w:r><w:r><w:rPr><w:sz w:val="26"/><w:szCs w:val="26"/><w:lang w:val="vi-VN"/></w:rPr><w:t>Nội dung chuyên môn thực hành</w:t></w:r><w:r><w:rPr><w:sz w:val="26"/><w:szCs w:val="26"/></w:rPr><w:t>:</w:t></w:r><w:r><w:rPr><w:sz w:val="26"/><w:szCs w:val="26"/></w:rPr><w:t xml:space="preserve"> </w:t></w:r><w:r><w:rPr><w:noProof/><w:sz w:val="26"/><w:szCs w:val="26"/></w:rPr><w:t xml:space="preserve">{hinh_thuc_hanh_nghe}</w:t></w:r><w:r><w:rPr><w:sz w:val="26"/><w:szCs w:val="26"/></w:rPr><w:t>.</w:t></w:r></w:p><w:p><w:pPr><w:spacing w:line="283" w:lineRule="auto"/><w:jc w:val="both"/><w:rPr><w:sz w:val="26"/><w:szCs w:val="26"/></w:rPr></w:pPr><w:r><w:rPr><w:b/><w:bCs/><w:sz w:val="26"/><w:szCs w:val="26"/><w:lang w:val="vi-VN"/></w:rPr><w:t>Điều 2. Quyền và nghĩa vụ của Bên A</w:t></w:r></w:p><w:p><w:pPr><w:spacing w:line="283" w:lineRule="auto"/><w:jc w:val="both"/><w:rPr><w:sz w:val="26"/><w:szCs w:val="26"/></w:rPr></w:pPr><w:r><w:rPr><w:sz w:val="26"/><w:szCs w:val="26"/></w:rPr><w:t xml:space="preserve">1. </w:t></w:r><w:r><w:rPr><w:sz w:val="26"/><w:szCs w:val="26"/><w:lang w:val="vi-VN"/></w:rPr><w:t>Bên A có quyền:</w:t></w:r></w:p><w:p><w:pPr><w:spacing w:line="283" w:lineRule="auto"/><w:jc w:val="both"/><w:rPr><w:sz w:val="26"/><w:szCs w:val="26"/></w:rPr></w:pPr><w:r><w:rPr><w:sz w:val="26"/><w:szCs w:val="26"/></w:rPr><w:t xml:space="preserve">a) </w:t></w:r><w:r><w:rPr><w:sz w:val="26"/><w:szCs w:val="26"/><w:lang w:val="vi-VN"/></w:rPr><w:t>Bố trí người hướng dẫn thực hành để hướng dẫn người thực hành thực hành theo đúng các điều khoản ghi trong Hợp đồng.</w:t></w:r></w:p><w:p><w:pPr><w:spacing w:line="283" w:lineRule="auto"/><w:jc w:val="both"/><w:rPr><w:sz w:val="26"/><w:szCs w:val="26"/></w:rPr></w:pPr><w:r><w:rPr><w:sz w:val="26"/><w:szCs w:val="26"/></w:rPr><w:t xml:space="preserve">b) </w:t></w:r><w:r><w:rPr><w:sz w:val="26"/><w:szCs w:val="26"/><w:lang w:val="vi-VN"/></w:rPr><w:t>Chấm dứt Hợp đồng thực hành hoặc các biện pháp xử lý khác nếu người thực hành vi phạm các thỏa thuận ghi trong Hợp đồng.</w:t></w:r></w:p><w:p><w:pPr><w:spacing w:line="283" w:lineRule="auto"/><w:jc w:val="both"/><w:rPr><w:sz w:val="26"/><w:szCs w:val="26"/></w:rPr></w:pPr><w:r><w:rPr><w:sz w:val="26"/><w:szCs w:val="26"/></w:rPr><w:t xml:space="preserve">c) </w:t></w:r><w:r><w:rPr><w:sz w:val="26"/><w:szCs w:val="26"/><w:lang w:val="vi-VN"/></w:rPr><w:t>Thu kinh phí thực hành theo thỏa thuận với Bên B.</w:t></w:r></w:p><w:p><w:pPr><w:spacing w:line="283" w:lineRule="auto"/><w:jc w:val="both"/><w:rPr><w:sz w:val="26"/><w:szCs w:val="26"/></w:rPr></w:pPr><w:r><w:rPr><w:sz w:val="26"/><w:szCs w:val="26"/></w:rPr><w:t xml:space="preserve">d) </w:t></w:r><w:r><w:rPr><w:sz w:val="26"/><w:szCs w:val="26"/><w:lang w:val="vi-VN"/></w:rPr><w:t>Các quyền khác (nếu có)</w:t></w:r><w:r><w:rPr><w:sz w:val="26"/><w:szCs w:val="26"/></w:rPr><w:t>.</w:t></w:r></w:p><w:p><w:pPr><w:spacing w:line="283" w:lineRule="auto"/><w:jc w:val="both"/><w:rPr><w:sz w:val="26"/><w:szCs w:val="26"/></w:rPr></w:pPr><w:r><w:rPr><w:sz w:val="26"/><w:szCs w:val="26"/></w:rPr><w:lastRenderedPageBreak/><w:t xml:space="preserve">2. </w:t></w:r><w:r><w:rPr><w:sz w:val="26"/><w:szCs w:val="26"/><w:lang w:val="vi-VN"/></w:rPr><w:t>Bên A có nghĩa vụ:</w:t></w:r></w:p><w:p><w:pPr><w:spacing w:line="283" w:lineRule="auto"/><w:jc w:val="both"/><w:rPr><w:sz w:val="26"/><w:szCs w:val="26"/></w:rPr></w:pPr><w:r><w:rPr><w:sz w:val="26"/><w:szCs w:val="26"/></w:rPr><w:t xml:space="preserve">a) </w:t></w:r><w:r><w:rPr><w:sz w:val="26"/><w:szCs w:val="26"/><w:lang w:val="vi-VN"/></w:rPr><w:t>Bảo đảm các điều kiện thuận lợi để người thực hành được thực hành theo đúng các thỏa thuận ghi trong Hợp đồng.</w:t></w:r></w:p><w:p><w:pPr><w:spacing w:line="283" w:lineRule="auto"/><w:jc w:val="both"/><w:rPr><w:sz w:val="26"/><w:szCs w:val="26"/></w:rPr></w:pPr><w:r><w:rPr><w:sz w:val="26"/><w:szCs w:val="26"/></w:rPr><w:t xml:space="preserve">b) </w:t></w:r><w:r><w:rPr><w:sz w:val="26"/><w:szCs w:val="26"/><w:lang w:val="vi-VN"/></w:rPr><w:t>Bảo đảm quyền lợi của người thực hành theo quy định của pháp luật (nếu có).</w:t></w:r></w:p><w:p><w:pPr><w:spacing w:line="283" w:lineRule="auto"/><w:jc w:val="both"/><w:rPr><w:sz w:val="26"/><w:szCs w:val="26"/></w:rPr></w:pPr><w:r><w:rPr><w:sz w:val="26"/><w:szCs w:val="26"/></w:rPr><w:t xml:space="preserve">c) </w:t></w:r><w:r><w:rPr><w:sz w:val="26"/><w:szCs w:val="26"/><w:lang w:val="vi-VN"/></w:rPr><w:t>Xác nhận quá trình thực hành theo đúng mẫu quy định tại Mẫu 0</w:t></w:r><w:r><w:rPr><w:sz w:val="26"/><w:szCs w:val="26"/></w:rPr><w:t>7</w:t></w:r><w:r><w:rPr><w:sz w:val="26"/><w:szCs w:val="26"/><w:lang w:val="vi-VN"/></w:rPr><w:t xml:space="preserve"> Phụ lục I ban hành kèm theo Nghị định số </w:t></w:r><w:r><w:rPr><w:sz w:val="26"/><w:szCs w:val="26"/></w:rPr><w:t>96/2023</w:t></w:r><w:r><w:rPr><w:sz w:val="26"/><w:szCs w:val="26"/><w:lang w:val="vi-VN"/></w:rPr><w:t xml:space="preserve">/NĐ-CP </w:t></w:r><w:r><w:rPr><w:sz w:val="26"/><w:szCs w:val="26"/></w:rPr><w:t xml:space="preserve">ngày </w:t></w:r><w:r><w:rPr><w:sz w:val="26"/><w:szCs w:val="26"/></w:rPr><w:t>30</w:t></w:r><w:r><w:rPr><w:sz w:val="26"/><w:szCs w:val="26"/></w:rPr><w:t xml:space="preserve"> tháng </w:t></w:r><w:r><w:rPr><w:sz w:val="26"/><w:szCs w:val="26"/></w:rPr><w:t>12</w:t></w:r><w:r><w:rPr><w:sz w:val="26"/><w:szCs w:val="26"/></w:rPr><w:t xml:space="preserve"> năm </w:t></w:r><w:r><w:rPr><w:sz w:val="26"/><w:szCs w:val="26"/><w:lang w:val="vi-VN"/></w:rPr><w:t>20</w:t></w:r><w:r><w:rPr><w:sz w:val="26"/><w:szCs w:val="26"/></w:rPr><w:t>23</w:t></w:r><w:r><w:rPr><w:sz w:val="26"/><w:szCs w:val="26"/><w:lang w:val="vi-VN"/></w:rPr><w:t xml:space="preserve"> của Chính phủ.</w:t></w:r></w:p><w:p><w:pPr><w:spacing w:line="283" w:lineRule="auto"/><w:jc w:val="both"/><w:rPr><w:sz w:val="26"/><w:szCs w:val="26"/></w:rPr></w:pPr><w:r><w:rPr><w:sz w:val="26"/><w:szCs w:val="26"/></w:rPr><w:t xml:space="preserve">d) </w:t></w:r><w:r><w:rPr><w:sz w:val="26"/><w:szCs w:val="26"/><w:lang w:val="vi-VN"/></w:rPr><w:t>Các nghĩa vụ khác (nếu có).</w:t></w:r></w:p><w:p><w:pPr><w:spacing w:line="283" w:lineRule="auto"/><w:jc w:val="both"/><w:rPr><w:sz w:val="26"/><w:szCs w:val="26"/></w:rPr></w:pPr><w:r><w:rPr><w:b/><w:bCs/><w:sz w:val="26"/><w:szCs w:val="26"/><w:lang w:val="vi-VN"/></w:rPr><w:t>Điều 3. Quyền và nghĩa vụ của Bên B</w:t></w:r></w:p><w:p><w:pPr><w:spacing w:line="283" w:lineRule="auto"/><w:jc w:val="both"/><w:rPr><w:sz w:val="26"/><w:szCs w:val="26"/></w:rPr></w:pPr><w:r><w:rPr><w:sz w:val="26"/><w:szCs w:val="26"/></w:rPr><w:t xml:space="preserve">1. </w:t></w:r><w:r><w:rPr><w:sz w:val="26"/><w:szCs w:val="26"/><w:lang w:val="vi-VN"/></w:rPr><w:t>Bên B có quyền:</w:t></w:r></w:p><w:p><w:pPr><w:spacing w:line="283" w:lineRule="auto"/><w:jc w:val="both"/><w:rPr><w:sz w:val="26"/><w:szCs w:val="26"/></w:rPr></w:pPr><w:r><w:rPr><w:sz w:val="26"/><w:szCs w:val="26"/></w:rPr><w:t xml:space="preserve">a) </w:t></w:r><w:r><w:rPr><w:sz w:val="26"/><w:szCs w:val="26"/><w:lang w:val="vi-VN"/></w:rPr><w:t xml:space="preserve">Được thực </w:t></w:r><w:r><w:rPr><w:sz w:val="26"/><w:szCs w:val="26"/></w:rPr><w:t xml:space="preserve">hành khám bệnh, chữa bệnh </w:t></w:r><w:r><w:rPr><w:sz w:val="26"/><w:szCs w:val="26"/><w:lang w:val="vi-VN"/></w:rPr><w:t>dưới sự giám sát của người hướng dẫn thực hành.</w:t></w:r></w:p><w:p><w:pPr><w:spacing w:line="283" w:lineRule="auto"/><w:jc w:val="both"/><w:rPr><w:sz w:val="26"/><w:szCs w:val="26"/><w:vertAlign w:val="superscript"/></w:rPr></w:pPr><w:r><w:rPr><w:sz w:val="26"/><w:szCs w:val="26"/></w:rPr><w:t xml:space="preserve">b) </w:t></w:r><w:r><w:rPr><w:sz w:val="26"/><w:szCs w:val="26"/><w:lang w:val="vi-VN"/></w:rPr><w:t>Được cung cấp các phương tiện, thiết bị bảo hộ trong quá trình thực hành</w:t></w:r><w:r><w:rPr><w:sz w:val="26"/><w:szCs w:val="26"/></w:rPr><w:t>: Theo Quy định của Bệnh viện.</w:t></w:r></w:p><w:p><w:pPr><w:spacing w:line="283" w:lineRule="auto"/><w:jc w:val="both"/><w:rPr><w:sz w:val="26"/><w:szCs w:val="26"/></w:rPr></w:pPr><w:r><w:rPr><w:sz w:val="26"/><w:szCs w:val="26"/></w:rPr><w:t xml:space="preserve">c) </w:t></w:r><w:r><w:rPr><w:sz w:val="26"/><w:szCs w:val="26"/><w:lang w:val="vi-VN"/></w:rPr><w:t>Được hưởng các quyền lợi theo quy định của pháp luật (nếu có).</w:t></w:r></w:p><w:p><w:pPr><w:spacing w:line="283" w:lineRule="auto"/><w:jc w:val="both"/><w:rPr><w:sz w:val="26"/><w:szCs w:val="26"/></w:rPr></w:pPr><w:r><w:rPr><w:sz w:val="26"/><w:szCs w:val="26"/></w:rPr><w:t xml:space="preserve">d) </w:t></w:r><w:r><w:rPr><w:sz w:val="26"/><w:szCs w:val="26"/><w:lang w:val="vi-VN"/></w:rPr><w:t>Được cấp giấy xác nhận quá trình thực hành.</w:t></w:r></w:p><w:p><w:pPr><w:spacing w:line="283" w:lineRule="auto"/><w:jc w:val="both"/><w:rPr><w:sz w:val="26"/><w:szCs w:val="26"/></w:rPr></w:pPr><w:r><w:rPr><w:sz w:val="26"/><w:szCs w:val="26"/><w:lang w:val="vi-VN"/></w:rPr><w:t>đ) Các quyền khác (nếu có).</w:t></w:r></w:p><w:p><w:pPr><w:spacing w:line="283" w:lineRule="auto"/><w:jc w:val="both"/><w:rPr><w:sz w:val="26"/><w:szCs w:val="26"/></w:rPr></w:pPr><w:r><w:rPr><w:sz w:val="26"/><w:szCs w:val="26"/></w:rPr><w:t xml:space="preserve">2. </w:t></w:r><w:r><w:rPr><w:sz w:val="26"/><w:szCs w:val="26"/><w:lang w:val="vi-VN"/></w:rPr><w:t>Bên B có nghĩa vụ:</w:t></w:r></w:p><w:p><w:pPr><w:spacing w:line="283" w:lineRule="auto"/><w:jc w:val="both"/><w:rPr><w:sz w:val="26"/><w:szCs w:val="26"/></w:rPr></w:pPr><w:r><w:rPr><w:sz w:val="26"/><w:szCs w:val="26"/></w:rPr><w:t xml:space="preserve">a) </w:t></w:r><w:r><w:rPr><w:sz w:val="26"/><w:szCs w:val="26"/><w:lang w:val="vi-VN"/></w:rPr><w:t>Chấp hành nội quy, quy chế chuyên môn của cơ sở khám bệnh, chữa bệnh.</w:t></w:r></w:p><w:p><w:pPr><w:spacing w:line="283" w:lineRule="auto"/><w:jc w:val="both"/><w:rPr><w:sz w:val="26"/><w:szCs w:val="26"/></w:rPr></w:pPr><w:r><w:rPr><w:sz w:val="26"/><w:szCs w:val="26"/></w:rPr><w:t xml:space="preserve">b) </w:t></w:r><w:r><w:rPr><w:sz w:val="26"/><w:szCs w:val="26"/><w:lang w:val="vi-VN"/></w:rPr><w:t>Hoàn thành những nhiệm vụ đã cam kết trong hợp đồng thực hành.</w:t></w:r></w:p><w:p><w:pPr><w:spacing w:line="283" w:lineRule="auto"/><w:jc w:val="both"/><w:rPr><w:sz w:val="26"/><w:szCs w:val="26"/></w:rPr></w:pPr><w:r><w:rPr><w:sz w:val="26"/><w:szCs w:val="26"/></w:rPr><w:t xml:space="preserve">c) </w:t></w:r><w:r><w:rPr><w:sz w:val="26"/><w:szCs w:val="26"/><w:lang w:val="vi-VN"/></w:rPr><w:t>Nộp kinh phí thực hành đầy đủ theo thỏa thuận với Bên A.</w:t></w:r></w:p><w:p><w:pPr><w:spacing w:line="283" w:lineRule="auto"/><w:jc w:val="both"/><w:rPr><w:sz w:val="26"/><w:szCs w:val="26"/></w:rPr></w:pPr><w:r><w:rPr><w:sz w:val="26"/><w:szCs w:val="26"/></w:rPr><w:t xml:space="preserve">d) </w:t></w:r><w:r><w:rPr><w:sz w:val="26"/><w:szCs w:val="26"/><w:lang w:val="vi-VN"/></w:rPr><w:t>Các nghĩa vụ khác (nếu có).</w:t></w:r></w:p><w:p><w:pPr><w:spacing w:line="283" w:lineRule="auto"/><w:jc w:val="both"/><w:rPr><w:sz w:val="26"/><w:szCs w:val="26"/></w:rPr></w:pPr><w:r><w:rPr><w:b/><w:bCs/><w:sz w:val="26"/><w:szCs w:val="26"/><w:lang w:val="vi-VN"/></w:rPr><w:t>Điều 4. Điều khoản thi hành</w:t></w:r></w:p><w:p><w:pPr><w:spacing w:line="283" w:lineRule="auto"/><w:jc w:val="both"/><w:rPr><w:sz w:val="26"/><w:szCs w:val="26"/></w:rPr></w:pPr><w:r><w:rPr><w:sz w:val="26"/><w:szCs w:val="26"/></w:rPr><w:t xml:space="preserve">1. </w:t></w:r><w:r><w:rPr><w:sz w:val="26"/><w:szCs w:val="26"/><w:lang w:val="vi-VN"/></w:rPr><w:t>Hợp đồng này có hiệu lực kể từ ngày ký và sẽ hết hiệu lực khi kết thúc thời gian thực hành và các bên đã hoàn thành các nghĩa vụ của Hợp đồng.</w:t></w:r></w:p><w:p><w:pPr><w:spacing w:line="283" w:lineRule="auto"/><w:jc w:val="both"/><w:rPr><w:sz w:val="26"/><w:szCs w:val="26"/></w:rPr></w:pPr><w:r><w:rPr><w:sz w:val="26"/><w:szCs w:val="26"/></w:rPr><w:t xml:space="preserve">2. </w:t></w:r><w:r><w:rPr><w:sz w:val="26"/><w:szCs w:val="26"/><w:lang w:val="vi-VN"/></w:rPr><w:t>Hai bên cam kết thực hiện đúng những điều khoản nêu trên, bên nào vi phạm bên đó phải chịu trách nhiệm trước pháp luật. Trong quá trình thực hiện Hợp đồng, nếu xảy ra tranh chấp thì hai bên cùng nhau thương lượng giải quyết, nếu không thống nhất thì đưa ra Tòa án để giải quyết.</w:t></w:r></w:p><w:p><w:pPr><w:spacing w:line="283" w:lineRule="auto"/><w:jc w:val="both"/><w:rPr><w:sz w:val="26"/><w:szCs w:val="26"/></w:rPr></w:pPr><w:r><w:rPr><w:sz w:val="26"/><w:szCs w:val="26"/><w:lang w:val="vi-VN"/></w:rPr><w:t>3. Hợp đồng này làm thành hai bản có giá trị pháp lý như nhau, mỗi bên giữ một bản./.</w:t></w:r></w:p><w:p><w:pPr><w:spacing w:line="283" w:lineRule="auto"/><w:jc w:val="both"/><w:rPr><w:sz w:val="26"/><w:szCs w:val="26"/></w:rPr></w:pPr><w:r><w:rPr><w:sz w:val="26"/><w:szCs w:val="26"/><w:lang w:val="vi-VN"/></w:rPr><w:t> </w:t></w:r></w:p><w:tbl><w:tblPr><w:tblW w:w="9889" w:type="dxa"/><w:tblCellMar><w:left w:w="0" w:type="dxa"/><w:right w:w="0" w:type="dxa"/></w:tblCellMar><w:tblLook w:val="04A0" w:firstRow="1" w:lastRow="0" w:firstColumn="1" w:lastColumn="0" w:noHBand="0" w:noVBand="1"/></w:tblPr><w:tblGrid><w:gridCol w:w="5070"/><w:gridCol w:w="4819"/></w:tblGrid><w:tr><w:trPr><w:trHeight w:val="2478"/></w:trPr><w:tc><w:tcPr><w:tcW w:w="5070" w:type="dxa"/><w:tcMar><w:top w:w="0" w:type="dxa"/><w:left w:w="108" w:type="dxa"/><w:bottom w:w="0" w:type="dxa"/><w:right w:w="108" w:type="dxa"/></w:tcMar></w:tcPr><w:p><w:pPr><w:jc w:val="center"/><w:rPr><w:i/><w:iCs/><w:sz w:val="26"/><w:szCs w:val="26"/></w:rPr></w:pPr><w:r><w:rPr><w:b/><w:bCs/><w:sz w:val="26"/><w:szCs w:val="26"/><w:lang w:val="vi-VN"/></w:rPr><w:t>BÊN A</w:t></w:r><w:r><w:rPr><w:b/><w:bCs/><w:sz w:val="26"/><w:szCs w:val="26"/><w:lang w:val="vi-VN"/></w:rPr><w:br/></w:r></w:p><w:p><w:pPr><w:jc w:val="center"/><w:rPr><w:i/><w:iCs/><w:sz w:val="26"/><w:szCs w:val="26"/></w:rPr></w:pPr></w:p><w:p><w:pPr><w:jc w:val="center"/><w:rPr><w:i/><w:iCs/><w:sz w:val="26"/><w:szCs w:val="26"/></w:rPr></w:pPr></w:p><w:p><w:pPr><w:jc w:val="center"/><w:rPr><w:i/><w:iCs/><w:sz w:val="26"/><w:szCs w:val="26"/></w:rPr></w:pPr></w:p><w:p><w:pPr><w:jc w:val="center"/><w:rPr><w:i/><w:iCs/><w:sz w:val="26"/><w:szCs w:val="26"/></w:rPr></w:pPr></w:p><w:p><w:pPr><w:jc w:val="center"/><w:rPr><w:b/><w:sz w:val="26"/><w:szCs w:val="26"/></w:rPr></w:pPr></w:p><w:p><w:pPr><w:jc w:val="center"/><w:rPr><w:b/><w:sz w:val="26"/><w:szCs w:val="26"/></w:rPr></w:pPr><w:r><w:rPr><w:b/><w:sz w:val="26"/><w:szCs w:val="26"/></w:rPr><w:t>Nguyễn Ngọc Hòa</w:t></w:r></w:p></w:tc><w:tc><w:tcPr><w:tcW w:w="4819" w:type="dxa"/><w:tcMar><w:top w:w="0" w:type="dxa"/><w:left w:w="108" w:type="dxa"/><w:bottom w:w="0" w:type="dxa"/><w:right w:w="108" w:type="dxa"/></w:tcMar></w:tcPr><w:p><w:pPr><w:jc w:val="center"/><w:rPr><w:i/><w:iCs/><w:sz w:val="26"/><w:szCs w:val="26"/></w:rPr></w:pPr><w:r><w:rPr><w:b/><w:bCs/><w:sz w:val="26"/><w:szCs w:val="26"/><w:lang w:val="vi-VN"/></w:rPr><w:t>BÊN B</w:t></w:r><w:r><w:rPr><w:b/><w:bCs/><w:sz w:val="26"/><w:szCs w:val="26"/><w:lang w:val="vi-VN"/></w:rPr><w:br/></w:r></w:p><w:p><w:pPr><w:jc w:val="center"/><w:rPr><w:i/><w:iCs/><w:sz w:val="26"/><w:szCs w:val="26"/></w:rPr></w:pPr></w:p><w:p><w:pPr><w:jc w:val="center"/><w:rPr><w:i/><w:iCs/><w:sz w:val="26"/><w:szCs w:val="26"/></w:rPr></w:pPr></w:p><w:p><w:pPr><w:jc w:val="center"/><w:rPr><w:i/><w:iCs/><w:sz w:val="26"/><w:szCs w:val="26"/></w:rPr></w:pPr></w:p><w:p><w:pPr><w:jc w:val="center"/><w:rPr><w:i/><w:iCs/><w:sz w:val="26"/><w:szCs w:val="26"/></w:rPr></w:pPr></w:p><w:p><w:pPr><w:jc w:val="center"/><w:rPr><w:i/><w:iCs/><w:sz w:val="26"/><w:szCs w:val="26"/></w:rPr></w:pPr></w:p><w:p><w:pPr><w:jc w:val="center"/><w:rPr><w:b/><w:bCs/><w:sz w:val="26"/><w:szCs w:val="26"/></w:rPr></w:pPr><w:r><w:rPr><w:b/><w:bCs/><w:noProof/><w:sz w:val="26"/><w:szCs w:val="26"/></w:rPr><w:t xml:space="preserve">{ho_va_ten}</w:t></w:r></w:p></w:tc></w:tr></w:tbl><w:p/><w:sectPr><w:pgSz w:w="11907" w:h="16840" w:code="9"/><w:pgMar w:top="1134" w:right="1134" w:bottom="1134" w:left="1701" w:header="720" w:footer="720" w:gutter="0"/><w:cols w:space="720"/><w:docGrid w:linePitch="381"/></w:sectPr></w:body></w:document>
+<file path=word/document.xml><?xml version="1.0" encoding="utf-8"?>
+<w:document xmlns:wpc="http://schemas.microsoft.com/office/word/2010/wordprocessingCanvas" xmlns:cx="http://schemas.microsoft.com/office/drawing/2014/chartex" xmlns:cx1="http://schemas.microsoft.com/office/drawing/2015/9/8/chartex" xmlns:cx2="http://schemas.microsoft.com/office/drawing/2015/10/21/chartex" xmlns:cx3="http://schemas.microsoft.com/office/drawing/2016/5/9/chartex" xmlns:cx4="http://schemas.microsoft.com/office/drawing/2016/5/10/chartex" xmlns:cx5="http://schemas.microsoft.com/office/drawing/2016/5/11/chartex" xmlns:cx6="http://schemas.microsoft.com/office/drawing/2016/5/12/chartex" xmlns:cx7="http://schemas.microsoft.com/office/drawing/2016/5/13/chartex" xmlns:cx8="http://schemas.microsoft.com/office/drawing/2016/5/14/chartex" xmlns:mc="http://schemas.openxmlformats.org/markup-compatibility/2006" xmlns:aink="http://schemas.microsoft.com/office/drawing/2016/ink" xmlns:am3d="http://schemas.microsoft.com/office/drawing/2017/model3d" xmlns:o="urn:schemas-microsoft-com:office:office" xmlns:oel="http://schemas.microsoft.com/office/2019/extlst" xmlns:r="http://schemas.openxmlformats.org/officeDocument/2006/relationships" xmlns:m="http://schemas.openxmlformats.org/officeDocument/2006/math" xmlns:v="urn:schemas-microsoft-com:vml" xmlns:wp14="http://schemas.microsoft.com/office/word/2010/wordprocessingDrawing" xmlns:wp="http://schemas.openxmlformats.org/drawingml/2006/wordprocessingDrawing" xmlns:w10="urn:schemas-microsoft-com:office:word" xmlns:w="http://schemas.openxmlformats.org/wordprocessingml/2006/main" xmlns:w14="http://schemas.microsoft.com/office/word/2010/wordml" xmlns:w15="http://schemas.microsoft.com/office/word/2012/wordml" xmlns:w16cex="http://schemas.microsoft.com/office/word/2018/wordml/cex" xmlns:w16cid="http://schemas.microsoft.com/office/word/2016/wordml/cid" xmlns:w16="http://schemas.microsoft.com/office/word/2018/wordml" xmlns:w16du="http://schemas.microsoft.com/office/word/2023/wordml/word16du" xmlns:w16sdtdh="http://schemas.microsoft.com/office/word/2020/wordml/sdtdatahash" xmlns:w16sdtfl="http://schemas.microsoft.com/office/word/2024/wordml/sdtformatlock" xmlns:w16se="http://schemas.microsoft.com/office/word/2015/wordml/symex" xmlns:wpg="http://schemas.microsoft.com/office/word/2010/wordprocessingGroup" xmlns:wpi="http://schemas.microsoft.com/office/word/2010/wordprocessingInk" xmlns:wne="http://schemas.microsoft.com/office/word/2006/wordml" xmlns:wps="http://schemas.microsoft.com/office/word/2010/wordprocessingShape" mc:Ignorable="w14 w15 w16se w16cid w16 w16cex w16sdtdh w16sdtfl w16du wp14">
+  <w:body>
+    <w:p>
+      <w:pPr>
+        <w:rPr>
+          <w:sz w:val="2"/>
+          <w:szCs w:val="2"/>
+        </w:rPr>
+      </w:pPr>
+      <w:r>
+        <w:rPr>
+          <w:noProof/>
+        </w:rPr>
+        <w:pict>
+          <v:shapetype w14:anchorId="36E921D4" id="_x0000_t202" coordsize="21600,21600" o:spt="202" path="m,l,21600r21600,l21600,xe">
+            <v:stroke joinstyle="miter"/>
+            <v:path gradientshapeok="t" o:connecttype="rect"/>
+          </v:shapetype>
+          <v:shape id="Text Box 2" o:spid="_x0000_s1026" type="#_x0000_t202" style="position:absolute;margin-left:-47.35pt;margin-top:-17.1pt;width:62.55pt;height:25.1pt;z-index:251659264;visibility:visible;mso-wrap-style:square;mso-width-percent:0;mso-height-percent:0;mso-wrap-distance-left:9pt;mso-wrap-distance-top:0;mso-wrap-distance-right:9pt;mso-wrap-distance-bottom:0;mso-position-horizontal:absolute;mso-position-horizontal-relative:text;mso-position-vertical:absolute;mso-position-vertical-relative:text;mso-width-percent:0;mso-height-percent:0;mso-width-relative:page;mso-height-relative:page;v-text-anchor:top" o:gfxdata="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">
+            <v:textbox>
+              <w:txbxContent>
+                <w:p>
+                  <w:r>
+                    <w:rPr>
+                      <w:noProof/>
+                    </w:rPr>
+                    <w:t xml:space="preserve">{ma_thuc_hanh}</w:t>
+                  </w:r>
+                </w:p>
+              </w:txbxContent>
+            </v:textbox>
+          </v:shape>
+        </w:pict>
+      </w:r>
+    </w:p>
+    <w:tbl>
+      <w:tblPr>
+        <w:tblW w:w="5376" w:type="pct"/>
+        <w:tblInd w:w="-426" w:type="dxa"/>
+        <w:tblBorders>
+          <w:top w:val="nil"/>
+          <w:bottom w:val="nil"/>
+          <w:insideH w:val="nil"/>
+          <w:insideV w:val="nil"/>
+        </w:tblBorders>
+        <w:tblCellMar>
+          <w:left w:w="0" w:type="dxa"/>
+          <w:right w:w="0" w:type="dxa"/>
+        </w:tblCellMar>
+        <w:tblLook w:val="04A0" w:firstRow="1" w:lastRow="0" w:firstColumn="1" w:lastColumn="0" w:noHBand="0" w:noVBand="1"/>
+      </w:tblPr>
+      <w:tblGrid>
+        <w:gridCol w:w="4112"/>
+        <w:gridCol w:w="5642"/>
+      </w:tblGrid>
+      <w:tr>
+        <w:tc>
+          <w:tcPr>
+            <w:tcW w:w="2108" w:type="pct"/>
+            <w:tcBorders>
+              <w:top w:val="nil"/>
+              <w:left w:val="nil"/>
+              <w:bottom w:val="nil"/>
+              <w:right w:val="nil"/>
+              <w:tl2br w:val="nil"/>
+              <w:tr2bl w:val="nil"/>
+            </w:tcBorders>
+            <w:tcMar>
+              <w:top w:w="0" w:type="dxa"/>
+              <w:left w:w="108" w:type="dxa"/>
+              <w:bottom w:w="0" w:type="dxa"/>
+              <w:right w:w="108" w:type="dxa"/>
+            </w:tcMar>
+          </w:tcPr>
+          <w:p>
+            <w:pPr>
+              <w:jc w:val="center"/>
+              <w:rPr>
+                <w:sz w:val="26"/>
+                <w:szCs w:val="26"/>
+              </w:rPr>
+            </w:pPr>
+            <w:r>
+              <w:rPr>
+                <w:sz w:val="26"/>
+                <w:szCs w:val="26"/>
+              </w:rPr>
+              <w:t>SỞ Y TẾ NGHỆ AN</w:t>
+            </w:r>
+            <w:r>
+              <w:rPr>
+                <w:sz w:val="26"/>
+                <w:szCs w:val="26"/>
+              </w:rPr>
+              <w:br/>
+            </w:r>
+            <w:r>
+              <w:rPr>
+                <w:b/>
+                <w:sz w:val="26"/>
+                <w:szCs w:val="26"/>
+              </w:rPr>
+              <w:t>BỆNH VIỆN HNĐK NGHỆ AN</w:t>
+            </w:r>
+            <w:r>
+              <w:rPr>
+                <w:sz w:val="26"/>
+                <w:szCs w:val="26"/>
+              </w:rPr>
+              <w:br/>
+            </w:r>
+            <w:r>
+              <w:rPr>
+                <w:b/>
+                <w:bCs/>
+                <w:sz w:val="26"/>
+                <w:szCs w:val="26"/>
+              </w:rPr>
+              <w:t>----------</w:t>
+            </w:r>
+          </w:p>
+        </w:tc>
+        <w:tc>
+          <w:tcPr>
+            <w:tcW w:w="2892" w:type="pct"/>
+            <w:tcBorders>
+              <w:top w:val="nil"/>
+              <w:left w:val="nil"/>
+              <w:bottom w:val="nil"/>
+              <w:right w:val="nil"/>
+              <w:tl2br w:val="nil"/>
+              <w:tr2bl w:val="nil"/>
+            </w:tcBorders>
+            <w:tcMar>
+              <w:top w:w="0" w:type="dxa"/>
+              <w:left w:w="108" w:type="dxa"/>
+              <w:bottom w:w="0" w:type="dxa"/>
+              <w:right w:w="108" w:type="dxa"/>
+            </w:tcMar>
+          </w:tcPr>
+          <w:p>
+            <w:pPr>
+              <w:jc w:val="center"/>
+              <w:rPr>
+                <w:sz w:val="26"/>
+                <w:szCs w:val="26"/>
+              </w:rPr>
+            </w:pPr>
+            <w:r>
+              <w:rPr>
+                <w:b/>
+                <w:bCs/>
+                <w:sz w:val="26"/>
+                <w:szCs w:val="26"/>
+                <w:lang w:val="vi-VN"/>
+              </w:rPr>
+              <w:t>CỘNG HÒA XÃ HỘI CHỦ NGHĨA VIỆT NAM</w:t>
+            </w:r>
+            <w:r>
+              <w:rPr>
+                <w:b/>
+                <w:bCs/>
+                <w:sz w:val="26"/>
+                <w:szCs w:val="26"/>
+                <w:lang w:val="vi-VN"/>
+              </w:rPr>
+              <w:br/>
+              <w:t>Độc lập - Tự do - Hạnh phúc</w:t>
+            </w:r>
+            <w:r>
+              <w:rPr>
+                <w:b/>
+                <w:bCs/>
+                <w:sz w:val="26"/>
+                <w:szCs w:val="26"/>
+                <w:lang w:val="vi-VN"/>
+              </w:rPr>
+              <w:br/>
+              <w:t>------------------------</w:t>
+            </w:r>
+          </w:p>
+        </w:tc>
+      </w:tr>
+      <w:tr>
+        <w:tblPrEx>
+          <w:tblBorders>
+            <w:top w:val="none" w:sz="0" w:space="0" w:color="auto"/>
+            <w:bottom w:val="none" w:sz="0" w:space="0" w:color="auto"/>
+            <w:insideH w:val="none" w:sz="0" w:space="0" w:color="auto"/>
+            <w:insideV w:val="none" w:sz="0" w:space="0" w:color="auto"/>
+          </w:tblBorders>
+        </w:tblPrEx>
+        <w:tc>
+          <w:tcPr>
+            <w:tcW w:w="2108" w:type="pct"/>
+            <w:tcBorders>
+              <w:top w:val="nil"/>
+              <w:left w:val="nil"/>
+              <w:bottom w:val="nil"/>
+              <w:right w:val="nil"/>
+              <w:tl2br w:val="nil"/>
+              <w:tr2bl w:val="nil"/>
+            </w:tcBorders>
+            <w:tcMar>
+              <w:top w:w="0" w:type="dxa"/>
+              <w:left w:w="108" w:type="dxa"/>
+              <w:bottom w:w="0" w:type="dxa"/>
+              <w:right w:w="108" w:type="dxa"/>
+            </w:tcMar>
+          </w:tcPr>
+          <w:p>
+            <w:pPr>
+              <w:jc w:val="center"/>
+              <w:rPr>
+                <w:sz w:val="26"/>
+                <w:szCs w:val="26"/>
+              </w:rPr>
+            </w:pPr>
+            <w:r>
+              <w:rPr>
+                <w:szCs w:val="26"/>
+              </w:rPr>
+              <w:t>Số:  </w:t>
+            </w:r>
+            <w:r>
+              <w:rPr>
+                <w:noProof/>
+                <w:szCs w:val="26"/>
+              </w:rPr>
+              <w:t xml:space="preserve">{ma_thuc_hanh}</w:t>
+            </w:r>
+            <w:r>
+              <w:rPr>
+                <w:szCs w:val="26"/>
+              </w:rPr>
+              <w:t>/</w:t>
+            </w:r>
+            <w:r>
+              <w:rPr>
+                <w:szCs w:val="26"/>
+              </w:rPr>
+              <w:t>HĐTH-BVHNĐKNA</w:t>
+            </w:r>
+          </w:p>
+        </w:tc>
+        <w:tc>
+          <w:tcPr>
+            <w:tcW w:w="2892" w:type="pct"/>
+            <w:tcBorders>
+              <w:top w:val="nil"/>
+              <w:left w:val="nil"/>
+              <w:bottom w:val="nil"/>
+              <w:right w:val="nil"/>
+              <w:tl2br w:val="nil"/>
+              <w:tr2bl w:val="nil"/>
+            </w:tcBorders>
+            <w:tcMar>
+              <w:top w:w="0" w:type="dxa"/>
+              <w:left w:w="108" w:type="dxa"/>
+              <w:bottom w:w="0" w:type="dxa"/>
+              <w:right w:w="108" w:type="dxa"/>
+            </w:tcMar>
+          </w:tcPr>
+          <w:p>
+            <w:pPr>
+              <w:jc w:val="center"/>
+              <w:rPr>
+                <w:sz w:val="26"/>
+                <w:szCs w:val="26"/>
+              </w:rPr>
+            </w:pPr>
+            <w:r>
+              <w:rPr>
+                <w:i/>
+                <w:iCs/>
+                <w:szCs w:val="26"/>
+              </w:rPr>
+              <w:t>Nghệ An</w:t>
+            </w:r>
+            <w:r>
+              <w:rPr>
+                <w:i/>
+                <w:iCs/>
+                <w:szCs w:val="26"/>
+              </w:rPr>
+              <w:t xml:space="preserve">, </w:t>
+            </w:r>
+            <w:r>
+              <w:rPr>
+                <w:i/>
+                <w:iCs/>
+                <w:szCs w:val="26"/>
+                <w:lang w:val="vi-VN"/>
+              </w:rPr>
+              <w:t xml:space="preserve"> ngày</w:t>
+            </w:r>
+            <w:r>
+              <w:rPr>
+                <w:i/>
+                <w:iCs/>
+                <w:szCs w:val="26"/>
+              </w:rPr>
+              <w:t xml:space="preserve"> </w:t>
+            </w:r>
+            <w:r>
+              <w:rPr>
+                <w:i/>
+                <w:iCs/>
+                <w:szCs w:val="26"/>
+              </w:rPr>
+              <w:t xml:space="preserve">     </w:t>
+            </w:r>
+            <w:r>
+              <w:rPr>
+                <w:i/>
+                <w:iCs/>
+                <w:szCs w:val="26"/>
+                <w:lang w:val="vi-VN"/>
+              </w:rPr>
+              <w:t>tháng</w:t>
+            </w:r>
+            <w:r>
+              <w:rPr>
+                <w:i/>
+                <w:iCs/>
+                <w:szCs w:val="26"/>
+              </w:rPr>
+              <w:t xml:space="preserve"> </w:t>
+            </w:r>
+            <w:r>
+              <w:rPr>
+                <w:i/>
+                <w:iCs/>
+                <w:szCs w:val="26"/>
+              </w:rPr>
+              <w:t xml:space="preserve">   </w:t>
+            </w:r>
+            <w:r>
+              <w:rPr>
+                <w:i/>
+                <w:iCs/>
+                <w:szCs w:val="26"/>
+              </w:rPr>
+              <w:t xml:space="preserve"> </w:t>
+            </w:r>
+            <w:r>
+              <w:rPr>
+                <w:i/>
+                <w:iCs/>
+                <w:szCs w:val="26"/>
+                <w:lang w:val="vi-VN"/>
+              </w:rPr>
+              <w:t>năm</w:t>
+            </w:r>
+            <w:r>
+              <w:rPr>
+                <w:i/>
+                <w:iCs/>
+                <w:szCs w:val="26"/>
+              </w:rPr>
+              <w:t xml:space="preserve"> </w:t>
+            </w:r>
+            <w:r>
+              <w:rPr>
+                <w:i/>
+                <w:iCs/>
+                <w:szCs w:val="26"/>
+              </w:rPr>
+              <w:t xml:space="preserve">  </w:t>
+            </w:r>
+          </w:p>
+        </w:tc>
+      </w:tr>
+    </w:tbl>
+    <w:p>
+      <w:pPr>
+        <w:rPr>
+          <w:sz w:val="26"/>
+          <w:szCs w:val="26"/>
+        </w:rPr>
+      </w:pPr>
+      <w:r>
+        <w:rPr>
+          <w:sz w:val="26"/>
+          <w:szCs w:val="26"/>
+        </w:rPr>
+        <w:t> </w:t>
+      </w:r>
+    </w:p>
+    <w:p>
+      <w:pPr>
+        <w:jc w:val="center"/>
+        <w:rPr>
+          <w:sz w:val="26"/>
+          <w:szCs w:val="26"/>
+        </w:rPr>
+      </w:pPr>
+      <w:bookmarkStart w:id="0" w:name="loai_17_name"/>
+      <w:r>
+        <w:rPr>
+          <w:b/>
+          <w:bCs/>
+          <w:sz w:val="26"/>
+          <w:szCs w:val="26"/>
+          <w:lang w:val="vi-VN"/>
+        </w:rPr>
+        <w:t>HỢP ĐỒNG</w:t>
+      </w:r>
+      <w:bookmarkEnd w:id="0"/>
+      <w:r>
+        <w:rPr>
+          <w:b/>
+          <w:bCs/>
+          <w:sz w:val="26"/>
+          <w:szCs w:val="26"/>
+          <w:lang w:val="vi-VN"/>
+        </w:rPr>
+        <w:t xml:space="preserve"> </w:t>
+      </w:r>
+    </w:p>
+    <w:p>
+      <w:pPr>
+        <w:jc w:val="center"/>
+        <w:rPr>
+          <w:b/>
+          <w:bCs/>
+          <w:sz w:val="26"/>
+          <w:szCs w:val="26"/>
+        </w:rPr>
+      </w:pPr>
+      <w:bookmarkStart w:id="1" w:name="loai_17_name_name"/>
+      <w:r>
+        <w:rPr>
+          <w:b/>
+          <w:bCs/>
+          <w:sz w:val="26"/>
+          <w:szCs w:val="26"/>
+          <w:lang w:val="vi-VN"/>
+        </w:rPr>
+        <w:t>THỰC HÀNH KHÁM BỆNH, CHỮA BỆNH</w:t>
+      </w:r>
+      <w:bookmarkEnd w:id="1"/>
+    </w:p>
+    <w:p>
+      <w:pPr>
+        <w:spacing w:line="283" w:lineRule="auto"/>
+        <w:jc w:val="center"/>
+        <w:rPr>
+          <w:sz w:val="26"/>
+          <w:szCs w:val="26"/>
+        </w:rPr>
+      </w:pPr>
+    </w:p>
+    <w:p>
+      <w:pPr>
+        <w:spacing w:line="283" w:lineRule="auto"/>
+        <w:jc w:val="both"/>
+        <w:rPr>
+          <w:i/>
+          <w:iCs/>
+          <w:sz w:val="26"/>
+          <w:szCs w:val="26"/>
+        </w:rPr>
+      </w:pPr>
+      <w:r>
+        <w:rPr>
+          <w:i/>
+          <w:iCs/>
+          <w:sz w:val="26"/>
+          <w:szCs w:val="26"/>
+          <w:lang w:val="vi-VN"/>
+        </w:rPr>
+        <w:t>Căn cứ Bộ luật dân sự ngày 24 tháng 11 năm 2015;</w:t>
+      </w:r>
+    </w:p>
+    <w:p>
+      <w:pPr>
+        <w:spacing w:line="283" w:lineRule="auto"/>
+        <w:jc w:val="both"/>
+        <w:rPr>
+          <w:i/>
+          <w:iCs/>
+          <w:sz w:val="26"/>
+          <w:szCs w:val="26"/>
+          <w:lang w:val="vi-VN"/>
+        </w:rPr>
+      </w:pPr>
+      <w:r>
+        <w:rPr>
+          <w:i/>
+          <w:iCs/>
+          <w:sz w:val="26"/>
+          <w:szCs w:val="26"/>
+          <w:lang w:val="vi-VN"/>
+        </w:rPr>
+        <w:t xml:space="preserve">Căn cứ Luật khám bệnh, chữa bệnh ngày </w:t>
+      </w:r>
+      <w:r>
+        <w:rPr>
+          <w:i/>
+          <w:iCs/>
+          <w:sz w:val="26"/>
+          <w:szCs w:val="26"/>
+        </w:rPr>
+        <w:t>09</w:t>
+      </w:r>
+      <w:r>
+        <w:rPr>
+          <w:i/>
+          <w:iCs/>
+          <w:sz w:val="26"/>
+          <w:szCs w:val="26"/>
+          <w:lang w:val="vi-VN"/>
+        </w:rPr>
+        <w:t xml:space="preserve"> tháng </w:t>
+      </w:r>
+      <w:r>
+        <w:rPr>
+          <w:i/>
+          <w:iCs/>
+          <w:sz w:val="26"/>
+          <w:szCs w:val="26"/>
+        </w:rPr>
+        <w:t xml:space="preserve">01 </w:t>
+      </w:r>
+      <w:r>
+        <w:rPr>
+          <w:i/>
+          <w:iCs/>
+          <w:sz w:val="26"/>
+          <w:szCs w:val="26"/>
+          <w:lang w:val="vi-VN"/>
+        </w:rPr>
+        <w:t>năm 20</w:t>
+      </w:r>
+      <w:r>
+        <w:rPr>
+          <w:i/>
+          <w:iCs/>
+          <w:sz w:val="26"/>
+          <w:szCs w:val="26"/>
+        </w:rPr>
+        <w:t>23</w:t>
+      </w:r>
+      <w:r>
+        <w:rPr>
+          <w:i/>
+          <w:iCs/>
+          <w:sz w:val="26"/>
+          <w:szCs w:val="26"/>
+          <w:lang w:val="vi-VN"/>
+        </w:rPr>
+        <w:t>;</w:t>
+      </w:r>
+    </w:p>
+    <w:p>
+      <w:pPr>
+        <w:spacing w:line="283" w:lineRule="auto"/>
+        <w:jc w:val="both"/>
+        <w:rPr>
+          <w:i/>
+          <w:iCs/>
+          <w:sz w:val="26"/>
+          <w:szCs w:val="26"/>
+        </w:rPr>
+      </w:pPr>
+      <w:r>
+        <w:rPr>
+          <w:i/>
+          <w:iCs/>
+          <w:sz w:val="26"/>
+          <w:szCs w:val="26"/>
+        </w:rPr>
+        <w:t>Căn cứ Nghị định số 96/2023/NĐ-CP ngày 30 tháng 12 năm 2023 của Chính phủ quy định chi tiết một số điều của Luật Khám bệnh, chữa bệnh;</w:t>
+      </w:r>
+    </w:p>
+    <w:p>
+      <w:pPr>
+        <w:spacing w:line="283" w:lineRule="auto"/>
+        <w:jc w:val="both"/>
+        <w:rPr>
+          <w:sz w:val="26"/>
+          <w:szCs w:val="26"/>
+        </w:rPr>
+      </w:pPr>
+      <w:r>
+        <w:rPr>
+          <w:sz w:val="26"/>
+          <w:szCs w:val="26"/>
+          <w:lang w:val="vi-VN"/>
+        </w:rPr>
+        <w:t xml:space="preserve">Hôm nay, </w:t>
+      </w:r>
+      <w:r>
+        <w:rPr>
+          <w:sz w:val="26"/>
+          <w:szCs w:val="26"/>
+        </w:rPr>
+        <w:t xml:space="preserve">ngày </w:t>
+      </w:r>
+      <w:r>
+        <w:rPr>
+          <w:sz w:val="26"/>
+          <w:szCs w:val="26"/>
+        </w:rPr>
+        <w:t xml:space="preserve">     /       /        </w:t>
+      </w:r>
+      <w:r>
+        <w:rPr>
+          <w:sz w:val="26"/>
+          <w:szCs w:val="26"/>
+        </w:rPr>
+        <w:t xml:space="preserve">tại </w:t>
+      </w:r>
+      <w:r>
+        <w:rPr>
+          <w:sz w:val="26"/>
+          <w:szCs w:val="26"/>
+        </w:rPr>
+        <w:t>Bệnh viện Hữu nghị Đ</w:t>
+      </w:r>
+      <w:r>
+        <w:rPr>
+          <w:sz w:val="26"/>
+          <w:szCs w:val="26"/>
+        </w:rPr>
+        <w:t>a khoa Nghệ An</w:t>
+      </w:r>
+      <w:r>
+        <w:rPr>
+          <w:sz w:val="26"/>
+          <w:szCs w:val="26"/>
+          <w:lang w:val="vi-VN"/>
+        </w:rPr>
+        <w:t>, chúng tôi gồm:</w:t>
+      </w:r>
+    </w:p>
+    <w:p>
+      <w:pPr>
+        <w:spacing w:line="283" w:lineRule="auto"/>
+        <w:jc w:val="both"/>
+        <w:rPr>
+          <w:sz w:val="26"/>
+          <w:szCs w:val="26"/>
+        </w:rPr>
+      </w:pPr>
+      <w:r>
+        <w:rPr>
+          <w:b/>
+          <w:bCs/>
+          <w:sz w:val="26"/>
+          <w:szCs w:val="26"/>
+          <w:lang w:val="vi-VN"/>
+        </w:rPr>
+        <w:t>BÊN A:</w:t>
+      </w:r>
+      <w:r>
+        <w:rPr>
+          <w:sz w:val="26"/>
+          <w:szCs w:val="26"/>
+          <w:lang w:val="fr-FR"/>
+        </w:rPr>
+        <w:t xml:space="preserve"> BỆNH VIỆN HỮU NGHỊ ĐA KHOA NGHỆ AN</w:t>
+      </w:r>
+    </w:p>
+    <w:p>
+      <w:pPr>
+        <w:tabs>
+          <w:tab w:val="left" w:pos="2127"/>
+          <w:tab w:val="left" w:pos="4111"/>
+          <w:tab w:val="center" w:pos="4680"/>
+        </w:tabs>
+        <w:spacing w:after="120" w:line="276" w:lineRule="auto"/>
+        <w:contextualSpacing/>
+        <w:rPr>
+          <w:sz w:val="26"/>
+          <w:szCs w:val="26"/>
+          <w:shd w:val="clear" w:color="auto" w:fill="FFFFFF"/>
+          <w:lang w:val="nl-NL"/>
+        </w:rPr>
+      </w:pPr>
+      <w:r>
+        <w:rPr>
+          <w:sz w:val="26"/>
+          <w:szCs w:val="26"/>
+          <w:shd w:val="clear" w:color="auto" w:fill="FFFFFF"/>
+          <w:lang w:val="nl-NL"/>
+        </w:rPr>
+        <w:t>Đại diện</w:t>
+      </w:r>
+      <w:r>
+        <w:rPr>
+          <w:sz w:val="26"/>
+          <w:szCs w:val="26"/>
+          <w:shd w:val="clear" w:color="auto" w:fill="FFFFFF"/>
+          <w:lang w:val="nl-NL"/>
+        </w:rPr>
+        <w:t xml:space="preserve">: </w:t>
+      </w:r>
+      <w:r>
+        <w:rPr>
+          <w:sz w:val="26"/>
+          <w:szCs w:val="26"/>
+          <w:shd w:val="clear" w:color="auto" w:fill="FFFFFF"/>
+          <w:lang w:val="nl-NL"/>
+        </w:rPr>
+        <w:t xml:space="preserve">Ông: Nguyễn </w:t>
+      </w:r>
+      <w:r>
+        <w:rPr>
+          <w:sz w:val="26"/>
+          <w:szCs w:val="26"/>
+          <w:shd w:val="clear" w:color="auto" w:fill="FFFFFF"/>
+          <w:lang w:val="nl-NL"/>
+        </w:rPr>
+        <w:t>Ngọc Hòa</w:t>
+      </w:r>
+      <w:r>
+        <w:rPr>
+          <w:sz w:val="26"/>
+          <w:szCs w:val="26"/>
+          <w:shd w:val="clear" w:color="auto" w:fill="FFFFFF"/>
+          <w:lang w:val="nl-NL"/>
+        </w:rPr>
+        <w:tab/>
+      </w:r>
+      <w:r>
+        <w:rPr>
+          <w:sz w:val="26"/>
+          <w:szCs w:val="26"/>
+          <w:shd w:val="clear" w:color="auto" w:fill="FFFFFF"/>
+          <w:lang w:val="nl-NL"/>
+        </w:rPr>
+        <w:tab/>
+      </w:r>
+    </w:p>
+    <w:p>
+      <w:pPr>
+        <w:tabs>
+          <w:tab w:val="left" w:pos="2127"/>
+          <w:tab w:val="left" w:pos="4111"/>
+          <w:tab w:val="center" w:pos="4680"/>
+        </w:tabs>
+        <w:spacing w:after="120" w:line="276" w:lineRule="auto"/>
+        <w:contextualSpacing/>
+        <w:rPr>
+          <w:sz w:val="26"/>
+          <w:szCs w:val="26"/>
+          <w:shd w:val="clear" w:color="auto" w:fill="FFFFFF"/>
+          <w:lang w:val="nl-NL"/>
+        </w:rPr>
+      </w:pPr>
+      <w:r>
+        <w:rPr>
+          <w:sz w:val="26"/>
+          <w:szCs w:val="26"/>
+          <w:shd w:val="clear" w:color="auto" w:fill="FFFFFF"/>
+          <w:lang w:val="nl-NL"/>
+        </w:rPr>
+        <w:t xml:space="preserve">Chức vụ: </w:t>
+      </w:r>
+      <w:r>
+        <w:rPr>
+          <w:sz w:val="26"/>
+          <w:szCs w:val="26"/>
+          <w:shd w:val="clear" w:color="auto" w:fill="FFFFFF"/>
+          <w:lang w:val="nl-NL"/>
+        </w:rPr>
+        <w:t xml:space="preserve">Phó </w:t>
+      </w:r>
+      <w:r>
+        <w:rPr>
+          <w:sz w:val="26"/>
+          <w:szCs w:val="26"/>
+          <w:shd w:val="clear" w:color="auto" w:fill="FFFFFF"/>
+          <w:lang w:val="nl-NL"/>
+        </w:rPr>
+        <w:t xml:space="preserve">Giám đốc </w:t>
+      </w:r>
+      <w:r>
+        <w:rPr>
+          <w:sz w:val="26"/>
+          <w:szCs w:val="26"/>
+          <w:shd w:val="clear" w:color="auto" w:fill="FFFFFF"/>
+          <w:lang w:val="nl-NL"/>
+        </w:rPr>
+        <w:t>Bệnh viện, Giám đốc Trung tâm Đào tạo &amp; Chỉ đạo tuyến</w:t>
+      </w:r>
+    </w:p>
+    <w:p>
+      <w:pPr>
+        <w:spacing w:line="283" w:lineRule="auto"/>
+        <w:jc w:val="both"/>
+        <w:rPr>
+          <w:sz w:val="26"/>
+          <w:szCs w:val="26"/>
+        </w:rPr>
+      </w:pPr>
+      <w:r>
+        <w:rPr>
+          <w:sz w:val="26"/>
+          <w:szCs w:val="26"/>
+          <w:lang w:val="vi-VN"/>
+        </w:rPr>
+        <w:t>Địa chỉ</w:t>
+      </w:r>
+      <w:r>
+        <w:rPr>
+          <w:sz w:val="26"/>
+          <w:szCs w:val="26"/>
+        </w:rPr>
+        <w:t>: Km số 5, Đại lộ Lê Nin,</w:t>
+      </w:r>
+      <w:r>
+        <w:rPr>
+          <w:sz w:val="26"/>
+          <w:szCs w:val="26"/>
+        </w:rPr>
+        <w:t xml:space="preserve"> phường Vinh Phú</w:t>
+      </w:r>
+      <w:r>
+        <w:rPr>
+          <w:sz w:val="26"/>
+          <w:szCs w:val="26"/>
+        </w:rPr>
+        <w:t xml:space="preserve">, </w:t>
+      </w:r>
+      <w:r>
+        <w:rPr>
+          <w:sz w:val="26"/>
+          <w:szCs w:val="26"/>
+        </w:rPr>
+        <w:t xml:space="preserve">tỉnh </w:t>
+      </w:r>
+      <w:r>
+        <w:rPr>
+          <w:sz w:val="26"/>
+          <w:szCs w:val="26"/>
+        </w:rPr>
+        <w:t>Nghệ An</w:t>
+      </w:r>
+    </w:p>
+    <w:p>
+      <w:pPr>
+        <w:spacing w:line="283" w:lineRule="auto"/>
+        <w:jc w:val="both"/>
+        <w:rPr>
+          <w:sz w:val="26"/>
+          <w:szCs w:val="26"/>
+        </w:rPr>
+      </w:pPr>
+      <w:r>
+        <w:rPr>
+          <w:sz w:val="26"/>
+          <w:szCs w:val="26"/>
+          <w:lang w:val="vi-VN"/>
+        </w:rPr>
+        <w:t>Điện thoại:</w:t>
+      </w:r>
+      <w:r>
+        <w:rPr>
+          <w:sz w:val="26"/>
+          <w:szCs w:val="26"/>
+          <w:lang w:val="fr-FR"/>
+        </w:rPr>
+        <w:t xml:space="preserve"> 0886.234.222</w:t>
+      </w:r>
+    </w:p>
+    <w:p>
+      <w:pPr>
+        <w:spacing w:line="283" w:lineRule="auto"/>
+        <w:jc w:val="both"/>
+        <w:rPr>
+          <w:sz w:val="26"/>
+          <w:szCs w:val="26"/>
+        </w:rPr>
+      </w:pPr>
+      <w:r>
+        <w:rPr>
+          <w:b/>
+          <w:bCs/>
+          <w:sz w:val="26"/>
+          <w:szCs w:val="26"/>
+          <w:lang w:val="vi-VN"/>
+        </w:rPr>
+        <w:t xml:space="preserve">BÊN B: </w:t>
+      </w:r>
+      <w:r>
+        <w:rPr>
+          <w:sz w:val="26"/>
+          <w:szCs w:val="26"/>
+          <w:lang w:val="vi-VN"/>
+        </w:rPr>
+        <w:t xml:space="preserve">Ông/bà: </w:t>
+      </w:r>
+      <w:r>
+        <w:rPr>
+          <w:noProof/>
+          <w:sz w:val="26"/>
+          <w:szCs w:val="26"/>
+        </w:rPr>
+        <w:t xml:space="preserve">{ho_va_ten}</w:t>
+      </w:r>
+    </w:p>
+    <w:p>
+      <w:pPr>
+        <w:spacing w:line="283" w:lineRule="auto"/>
+        <w:jc w:val="both"/>
+        <w:rPr>
+          <w:sz w:val="26"/>
+          <w:szCs w:val="26"/>
+        </w:rPr>
+      </w:pPr>
+      <w:r>
+        <w:rPr>
+          <w:sz w:val="26"/>
+          <w:szCs w:val="26"/>
+          <w:lang w:val="vi-VN"/>
+        </w:rPr>
+        <w:t xml:space="preserve">Sinh </w:t>
+      </w:r>
+      <w:r>
+        <w:rPr>
+          <w:sz w:val="26"/>
+          <w:szCs w:val="26"/>
+          <w:lang w:val="fr-FR"/>
+        </w:rPr>
+        <w:t xml:space="preserve">ngày </w:t>
+      </w:r>
+      <w:r>
+        <w:rPr>
+          <w:noProof/>
+          <w:sz w:val="26"/>
+          <w:szCs w:val="26"/>
+          <w:lang w:val="fr-FR"/>
+        </w:rPr>
+        <w:t xml:space="preserve">{ngay_sinh}</w:t>
+      </w:r>
+      <w:r>
+        <w:rPr>
+          <w:sz w:val="26"/>
+          <w:szCs w:val="26"/>
+          <w:lang w:val="fr-FR"/>
+        </w:rPr>
+        <w:t xml:space="preserve"> </w:t>
+      </w:r>
+      <w:r>
+        <w:rPr>
+          <w:sz w:val="26"/>
+          <w:szCs w:val="26"/>
+          <w:lang w:val="fr-FR"/>
+        </w:rPr>
+        <w:t xml:space="preserve"> </w:t>
+      </w:r>
+      <w:r>
+        <w:rPr>
+          <w:sz w:val="26"/>
+          <w:szCs w:val="26"/>
+          <w:lang w:val="vi-VN"/>
+        </w:rPr>
+        <w:t xml:space="preserve">tại </w:t>
+      </w:r>
+      <w:r>
+        <w:rPr>
+          <w:sz w:val="26"/>
+          <w:szCs w:val="26"/>
+        </w:rPr>
+        <w:t xml:space="preserve">tỉnh </w:t>
+      </w:r>
+      <w:r>
+        <w:rPr>
+          <w:noProof/>
+          <w:sz w:val="26"/>
+          <w:szCs w:val="26"/>
+        </w:rPr>
+        <w:t xml:space="preserve">{noi_sinh_tinh}</w:t>
+      </w:r>
+    </w:p>
+    <w:p>
+      <w:pPr>
+        <w:spacing w:line="283" w:lineRule="auto"/>
+        <w:jc w:val="both"/>
+        <w:rPr>
+          <w:sz w:val="26"/>
+          <w:szCs w:val="26"/>
+        </w:rPr>
+      </w:pPr>
+      <w:r>
+        <w:rPr>
+          <w:sz w:val="26"/>
+          <w:szCs w:val="26"/>
+          <w:lang w:val="vi-VN"/>
+        </w:rPr>
+        <w:t>Văn bằng chuyên môn:</w:t>
+      </w:r>
+      <w:r>
+        <w:rPr>
+          <w:sz w:val="26"/>
+          <w:szCs w:val="26"/>
+          <w:vertAlign w:val="superscript"/>
+          <w:lang w:val="vi-VN"/>
+        </w:rPr>
+        <w:t xml:space="preserve"> </w:t>
+      </w:r>
+      <w:r>
+        <w:rPr>
+          <w:noProof/>
+          <w:sz w:val="26"/>
+          <w:szCs w:val="26"/>
+          <w:lang w:val="vi-VN"/>
+        </w:rPr>
+        <w:t xml:space="preserve">{trinh_do_chuyen_mon}</w:t>
+      </w:r>
+    </w:p>
+    <w:p>
+      <w:pPr>
+        <w:spacing w:line="283" w:lineRule="auto"/>
+        <w:jc w:val="both"/>
+        <w:rPr>
+          <w:sz w:val="26"/>
+          <w:szCs w:val="26"/>
+        </w:rPr>
+      </w:pPr>
+      <w:r>
+        <w:rPr>
+          <w:sz w:val="26"/>
+          <w:szCs w:val="26"/>
+          <w:lang w:val="vi-VN"/>
+        </w:rPr>
+        <w:t xml:space="preserve">Địa chỉ thường trú: </w:t>
+      </w:r>
+      <w:r>
+        <w:rPr>
+          <w:noProof/>
+          <w:sz w:val="26"/>
+          <w:szCs w:val="26"/>
+          <w:lang w:val="vi-VN"/>
+        </w:rPr>
+        <w:t xml:space="preserve">{ho_khau_thuong_tru}</w:t>
+      </w:r>
+      <w:r>
+        <w:rPr>
+          <w:sz w:val="26"/>
+          <w:szCs w:val="26"/>
+        </w:rPr>
+        <w:t xml:space="preserve"> </w:t>
+      </w:r>
+    </w:p>
+    <w:p>
+      <w:pPr>
+        <w:spacing w:line="283" w:lineRule="auto"/>
+        <w:jc w:val="both"/>
+        <w:rPr>
+          <w:sz w:val="26"/>
+          <w:szCs w:val="26"/>
+        </w:rPr>
+      </w:pPr>
+      <w:r>
+        <w:rPr>
+          <w:sz w:val="26"/>
+          <w:szCs w:val="26"/>
+        </w:rPr>
+        <w:t xml:space="preserve">Số </w:t>
+      </w:r>
+      <w:r>
+        <w:rPr>
+          <w:sz w:val="26"/>
+          <w:szCs w:val="26"/>
+          <w:lang w:val="vi-VN"/>
+        </w:rPr>
+        <w:t>chứng minh nhân dân/</w:t>
+      </w:r>
+      <w:r>
+        <w:rPr>
+          <w:sz w:val="26"/>
+          <w:szCs w:val="26"/>
+        </w:rPr>
+        <w:t>Số căn cước công dân/Số căn cước/</w:t>
+      </w:r>
+      <w:r>
+        <w:rPr>
+          <w:sz w:val="26"/>
+          <w:szCs w:val="26"/>
+          <w:lang w:val="vi-VN"/>
+        </w:rPr>
+        <w:t>Số định danh cá nhân/Số hộ chiếu</w:t>
+      </w:r>
+      <w:r>
+        <w:rPr>
+          <w:sz w:val="26"/>
+          <w:szCs w:val="26"/>
+        </w:rPr>
+        <w:t xml:space="preserve">: </w:t>
+      </w:r>
+      <w:r>
+        <w:rPr>
+          <w:noProof/>
+          <w:sz w:val="26"/>
+          <w:szCs w:val="26"/>
+        </w:rPr>
+        <w:t xml:space="preserve">{cmtcccd}</w:t>
+      </w:r>
+      <w:r>
+        <w:rPr>
+          <w:sz w:val="26"/>
+          <w:szCs w:val="26"/>
+        </w:rPr>
+        <w:t xml:space="preserve"> </w:t>
+      </w:r>
+    </w:p>
+    <w:p>
+      <w:pPr>
+        <w:spacing w:line="283" w:lineRule="auto"/>
+        <w:jc w:val="both"/>
+        <w:rPr>
+          <w:sz w:val="26"/>
+          <w:szCs w:val="26"/>
+        </w:rPr>
+      </w:pPr>
+      <w:r>
+        <w:rPr>
+          <w:sz w:val="26"/>
+          <w:szCs w:val="26"/>
+          <w:lang w:val="vi-VN"/>
+        </w:rPr>
+        <w:t>Ngày cấp</w:t>
+      </w:r>
+      <w:r>
+        <w:rPr>
+          <w:sz w:val="26"/>
+          <w:szCs w:val="26"/>
+        </w:rPr>
+        <w:t>:</w:t>
+      </w:r>
+      <w:r>
+        <w:rPr>
+          <w:sz w:val="26"/>
+          <w:szCs w:val="26"/>
+        </w:rPr>
+        <w:t xml:space="preserve"> </w:t>
+      </w:r>
+      <w:r>
+        <w:rPr>
+          <w:noProof/>
+          <w:sz w:val="26"/>
+          <w:szCs w:val="26"/>
+        </w:rPr>
+        <w:t xml:space="preserve">{ngay_cap}</w:t>
+      </w:r>
+      <w:r>
+        <w:rPr>
+          <w:sz w:val="26"/>
+          <w:szCs w:val="26"/>
+        </w:rPr>
+        <w:t xml:space="preserve">. </w:t>
+      </w:r>
+      <w:r>
+        <w:rPr>
+          <w:sz w:val="26"/>
+          <w:szCs w:val="26"/>
+          <w:lang w:val="vi-VN"/>
+        </w:rPr>
+        <w:t xml:space="preserve">Nơi cấp: </w:t>
+      </w:r>
+      <w:r>
+        <w:rPr>
+          <w:noProof/>
+          <w:sz w:val="26"/>
+          <w:szCs w:val="26"/>
+        </w:rPr>
+        <w:t xml:space="preserve">{noi_cap}</w:t>
+      </w:r>
+    </w:p>
+    <w:p>
+      <w:pPr>
+        <w:spacing w:line="283" w:lineRule="auto"/>
+        <w:jc w:val="both"/>
+        <w:rPr>
+          <w:sz w:val="26"/>
+          <w:szCs w:val="26"/>
+        </w:rPr>
+      </w:pPr>
+      <w:r>
+        <w:rPr>
+          <w:sz w:val="26"/>
+          <w:szCs w:val="26"/>
+          <w:lang w:val="vi-VN"/>
+        </w:rPr>
+        <w:t>Thỏa thuận ký kết hợp đồng thực hành khám bệnh, chữa bệnh theo các điều khoản sau đây:</w:t>
+      </w:r>
+    </w:p>
+    <w:p>
+      <w:pPr>
+        <w:spacing w:line="283" w:lineRule="auto"/>
+        <w:jc w:val="both"/>
+        <w:rPr>
+          <w:sz w:val="26"/>
+          <w:szCs w:val="26"/>
+        </w:rPr>
+      </w:pPr>
+      <w:r>
+        <w:rPr>
+          <w:b/>
+          <w:bCs/>
+          <w:sz w:val="26"/>
+          <w:szCs w:val="26"/>
+          <w:lang w:val="vi-VN"/>
+        </w:rPr>
+        <w:t>Điều 1. Thời gian, địa điểm và nội dung chuyên môn thực hành</w:t>
+      </w:r>
+    </w:p>
+    <w:p>
+      <w:pPr>
+        <w:spacing w:line="283" w:lineRule="auto"/>
+        <w:jc w:val="both"/>
+        <w:rPr>
+          <w:sz w:val="26"/>
+          <w:szCs w:val="26"/>
+        </w:rPr>
+      </w:pPr>
+      <w:r>
+        <w:rPr>
+          <w:sz w:val="26"/>
+          <w:szCs w:val="26"/>
+        </w:rPr>
+        <w:t xml:space="preserve">1. </w:t>
+      </w:r>
+      <w:r>
+        <w:rPr>
+          <w:sz w:val="26"/>
+          <w:szCs w:val="26"/>
+          <w:lang w:val="vi-VN"/>
+        </w:rPr>
+        <w:t>Thời gian thực hành: Ông/bà</w:t>
+      </w:r>
+      <w:r>
+        <w:rPr>
+          <w:sz w:val="26"/>
+          <w:szCs w:val="26"/>
+        </w:rPr>
+        <w:t xml:space="preserve"> </w:t>
+      </w:r>
+      <w:r>
+        <w:rPr>
+          <w:noProof/>
+          <w:sz w:val="26"/>
+          <w:szCs w:val="26"/>
+        </w:rPr>
+        <w:t xml:space="preserve">{ho_va_ten}</w:t>
+      </w:r>
+      <w:r>
+        <w:rPr>
+          <w:sz w:val="26"/>
+          <w:szCs w:val="26"/>
+        </w:rPr>
+        <w:t xml:space="preserve"> </w:t>
+      </w:r>
+      <w:r>
+        <w:rPr>
+          <w:sz w:val="26"/>
+          <w:szCs w:val="26"/>
+          <w:lang w:val="vi-VN"/>
+        </w:rPr>
+        <w:t>có văn bằng chuyên môn</w:t>
+      </w:r>
+      <w:r>
+        <w:rPr>
+          <w:sz w:val="26"/>
+          <w:szCs w:val="26"/>
+        </w:rPr>
+        <w:t xml:space="preserve"> </w:t>
+      </w:r>
+      <w:r>
+        <w:rPr>
+          <w:noProof/>
+          <w:sz w:val="26"/>
+          <w:szCs w:val="26"/>
+        </w:rPr>
+        <w:t xml:space="preserve">{trinh_do_chuyen_mon}</w:t>
+      </w:r>
+      <w:r>
+        <w:rPr>
+          <w:sz w:val="26"/>
+          <w:szCs w:val="26"/>
+        </w:rPr>
+        <w:t xml:space="preserve"> </w:t>
+      </w:r>
+      <w:r>
+        <w:rPr>
+          <w:sz w:val="26"/>
+          <w:szCs w:val="26"/>
+          <w:lang w:val="vi-VN"/>
+        </w:rPr>
+        <w:t xml:space="preserve">được thực hành từ </w:t>
+      </w:r>
+      <w:r>
+        <w:rPr>
+          <w:sz w:val="26"/>
+          <w:szCs w:val="26"/>
+        </w:rPr>
+        <w:t xml:space="preserve">ngày </w:t>
+      </w:r>
+      <w:r>
+        <w:rPr>
+          <w:noProof/>
+          <w:sz w:val="26"/>
+          <w:szCs w:val="26"/>
+        </w:rPr>
+        <w:t xml:space="preserve">{ngay_bat_dau}</w:t>
+      </w:r>
+      <w:r>
+        <w:rPr>
+          <w:sz w:val="26"/>
+          <w:szCs w:val="26"/>
+        </w:rPr>
+        <w:t xml:space="preserve"> </w:t>
+      </w:r>
+      <w:r>
+        <w:rPr>
+          <w:sz w:val="26"/>
+          <w:szCs w:val="26"/>
+        </w:rPr>
+        <w:t xml:space="preserve">đến </w:t>
+      </w:r>
+      <w:r>
+        <w:rPr>
+          <w:sz w:val="26"/>
+          <w:szCs w:val="26"/>
+        </w:rPr>
+        <w:t xml:space="preserve">hết </w:t>
+      </w:r>
+      <w:r>
+        <w:rPr>
+          <w:sz w:val="26"/>
+          <w:szCs w:val="26"/>
+        </w:rPr>
+        <w:t>ngày</w:t>
+      </w:r>
+      <w:r>
+        <w:rPr>
+          <w:sz w:val="26"/>
+          <w:szCs w:val="26"/>
+        </w:rPr>
+        <w:t xml:space="preserve"> </w:t>
+      </w:r>
+      <w:r>
+        <w:rPr>
+          <w:noProof/>
+          <w:sz w:val="26"/>
+          <w:szCs w:val="26"/>
+        </w:rPr>
+        <w:t xml:space="preserve">{ngay_ket_thuc}</w:t>
+      </w:r>
+      <w:r>
+        <w:rPr>
+          <w:sz w:val="26"/>
+          <w:szCs w:val="26"/>
+        </w:rPr>
+        <w:t>.</w:t>
+      </w:r>
+    </w:p>
+    <w:p>
+      <w:pPr>
+        <w:spacing w:line="283" w:lineRule="auto"/>
+        <w:jc w:val="both"/>
+        <w:rPr>
+          <w:sz w:val="26"/>
+          <w:szCs w:val="26"/>
+        </w:rPr>
+      </w:pPr>
+      <w:r>
+        <w:rPr>
+          <w:sz w:val="26"/>
+          <w:szCs w:val="26"/>
+        </w:rPr>
+        <w:t xml:space="preserve">2. </w:t>
+      </w:r>
+      <w:r>
+        <w:rPr>
+          <w:sz w:val="26"/>
+          <w:szCs w:val="26"/>
+          <w:lang w:val="vi-VN"/>
+        </w:rPr>
+        <w:t>Địa điểm thực hành:</w:t>
+      </w:r>
+      <w:r>
+        <w:rPr>
+          <w:sz w:val="26"/>
+          <w:szCs w:val="26"/>
+        </w:rPr>
+        <w:t xml:space="preserve"> </w:t>
+      </w:r>
+      <w:r>
+        <w:rPr>
+          <w:noProof/>
+          <w:sz w:val="26"/>
+          <w:szCs w:val="26"/>
+        </w:rPr>
+        <w:t xml:space="preserve">{dia_diem_thuc_hanh}</w:t>
+      </w:r>
+      <w:r>
+        <w:rPr>
+          <w:sz w:val="26"/>
+          <w:szCs w:val="26"/>
+        </w:rPr>
+        <w:t>.</w:t>
+      </w:r>
+    </w:p>
+    <w:p>
+      <w:pPr>
+        <w:spacing w:line="283" w:lineRule="auto"/>
+        <w:jc w:val="both"/>
+        <w:rPr>
+          <w:sz w:val="26"/>
+          <w:szCs w:val="26"/>
+        </w:rPr>
+      </w:pPr>
+      <w:r>
+        <w:rPr>
+          <w:sz w:val="26"/>
+          <w:szCs w:val="26"/>
+        </w:rPr>
+        <w:t xml:space="preserve">3. </w:t>
+      </w:r>
+      <w:r>
+        <w:rPr>
+          <w:sz w:val="26"/>
+          <w:szCs w:val="26"/>
+          <w:lang w:val="vi-VN"/>
+        </w:rPr>
+        <w:t>Nội dung chuyên môn thực hành</w:t>
+      </w:r>
+      <w:r>
+        <w:rPr>
+          <w:sz w:val="26"/>
+          <w:szCs w:val="26"/>
+        </w:rPr>
+        <w:t>:</w:t>
+      </w:r>
+      <w:r>
+        <w:rPr>
+          <w:sz w:val="26"/>
+          <w:szCs w:val="26"/>
+        </w:rPr>
+        <w:t xml:space="preserve"> </w:t>
+      </w:r>
+      <w:r>
+        <w:rPr>
+          <w:noProof/>
+          <w:sz w:val="26"/>
+          <w:szCs w:val="26"/>
+        </w:rPr>
+        <w:t xml:space="preserve">{hinh_thuc_hanh_nghe}</w:t>
+      </w:r>
+      <w:r>
+        <w:rPr>
+          <w:sz w:val="26"/>
+          <w:szCs w:val="26"/>
+        </w:rPr>
+        <w:t>.</w:t>
+      </w:r>
+    </w:p>
+    <w:p>
+      <w:pPr>
+        <w:spacing w:line="283" w:lineRule="auto"/>
+        <w:jc w:val="both"/>
+        <w:rPr>
+          <w:sz w:val="26"/>
+          <w:szCs w:val="26"/>
+        </w:rPr>
+      </w:pPr>
+      <w:r>
+        <w:rPr>
+          <w:b/>
+          <w:bCs/>
+          <w:sz w:val="26"/>
+          <w:szCs w:val="26"/>
+          <w:lang w:val="vi-VN"/>
+        </w:rPr>
+        <w:t>Điều 2. Quyền và nghĩa vụ của Bên A</w:t>
+      </w:r>
+    </w:p>
+    <w:p>
+      <w:pPr>
+        <w:spacing w:line="283" w:lineRule="auto"/>
+        <w:jc w:val="both"/>
+        <w:rPr>
+          <w:sz w:val="26"/>
+          <w:szCs w:val="26"/>
+        </w:rPr>
+      </w:pPr>
+      <w:r>
+        <w:rPr>
+          <w:sz w:val="26"/>
+          <w:szCs w:val="26"/>
+        </w:rPr>
+        <w:t xml:space="preserve">1. </w:t>
+      </w:r>
+      <w:r>
+        <w:rPr>
+          <w:sz w:val="26"/>
+          <w:szCs w:val="26"/>
+          <w:lang w:val="vi-VN"/>
+        </w:rPr>
+        <w:t>Bên A có quyền:</w:t>
+      </w:r>
+    </w:p>
+    <w:p>
+      <w:pPr>
+        <w:spacing w:line="283" w:lineRule="auto"/>
+        <w:jc w:val="both"/>
+        <w:rPr>
+          <w:sz w:val="26"/>
+          <w:szCs w:val="26"/>
+        </w:rPr>
+      </w:pPr>
+      <w:r>
+        <w:rPr>
+          <w:sz w:val="26"/>
+          <w:szCs w:val="26"/>
+        </w:rPr>
+        <w:t xml:space="preserve">a) </w:t>
+      </w:r>
+      <w:r>
+        <w:rPr>
+          <w:sz w:val="26"/>
+          <w:szCs w:val="26"/>
+          <w:lang w:val="vi-VN"/>
+        </w:rPr>
+        <w:t>Bố trí người hướng dẫn thực hành để hướng dẫn người thực hành thực hành theo đúng các điều khoản ghi trong Hợp đồng.</w:t>
+      </w:r>
+    </w:p>
+    <w:p>
+      <w:pPr>
+        <w:spacing w:line="283" w:lineRule="auto"/>
+        <w:jc w:val="both"/>
+        <w:rPr>
+          <w:sz w:val="26"/>
+          <w:szCs w:val="26"/>
+        </w:rPr>
+      </w:pPr>
+      <w:r>
+        <w:rPr>
+          <w:sz w:val="26"/>
+          <w:szCs w:val="26"/>
+        </w:rPr>
+        <w:t xml:space="preserve">b) </w:t>
+      </w:r>
+      <w:r>
+        <w:rPr>
+          <w:sz w:val="26"/>
+          <w:szCs w:val="26"/>
+          <w:lang w:val="vi-VN"/>
+        </w:rPr>
+        <w:t>Chấm dứt Hợp đồng thực hành hoặc các biện pháp xử lý khác nếu người thực hành vi phạm các thỏa thuận ghi trong Hợp đồng.</w:t>
+      </w:r>
+    </w:p>
+    <w:p>
+      <w:pPr>
+        <w:spacing w:line="283" w:lineRule="auto"/>
+        <w:jc w:val="both"/>
+        <w:rPr>
+          <w:sz w:val="26"/>
+          <w:szCs w:val="26"/>
+        </w:rPr>
+      </w:pPr>
+      <w:r>
+        <w:rPr>
+          <w:sz w:val="26"/>
+          <w:szCs w:val="26"/>
+        </w:rPr>
+        <w:t xml:space="preserve">c) </w:t>
+      </w:r>
+      <w:r>
+        <w:rPr>
+          <w:sz w:val="26"/>
+          <w:szCs w:val="26"/>
+          <w:lang w:val="vi-VN"/>
+        </w:rPr>
+        <w:t>Thu kinh phí thực hành theo thỏa thuận với Bên B.</w:t>
+      </w:r>
+    </w:p>
+    <w:p>
+      <w:pPr>
+        <w:spacing w:line="283" w:lineRule="auto"/>
+        <w:jc w:val="both"/>
+        <w:rPr>
+          <w:sz w:val="26"/>
+          <w:szCs w:val="26"/>
+        </w:rPr>
+      </w:pPr>
+      <w:r>
+        <w:rPr>
+          <w:sz w:val="26"/>
+          <w:szCs w:val="26"/>
+        </w:rPr>
+        <w:t xml:space="preserve">d) </w:t>
+      </w:r>
+      <w:r>
+        <w:rPr>
+          <w:sz w:val="26"/>
+          <w:szCs w:val="26"/>
+          <w:lang w:val="vi-VN"/>
+        </w:rPr>
+        <w:t>Các quyền khác (nếu có)</w:t>
+      </w:r>
+      <w:r>
+        <w:rPr>
+          <w:sz w:val="26"/>
+          <w:szCs w:val="26"/>
+        </w:rPr>
+        <w:t>.</w:t>
+      </w:r>
+    </w:p>
+    <w:p>
+      <w:pPr>
+        <w:spacing w:line="283" w:lineRule="auto"/>
+        <w:jc w:val="both"/>
+        <w:rPr>
+          <w:sz w:val="26"/>
+          <w:szCs w:val="26"/>
+        </w:rPr>
+      </w:pPr>
+      <w:r>
+        <w:rPr>
+          <w:sz w:val="26"/>
+          <w:szCs w:val="26"/>
+        </w:rPr>
+        <w:lastRenderedPageBreak/>
+        <w:t xml:space="preserve">2. </w:t>
+      </w:r>
+      <w:r>
+        <w:rPr>
+          <w:sz w:val="26"/>
+          <w:szCs w:val="26"/>
+          <w:lang w:val="vi-VN"/>
+        </w:rPr>
+        <w:t>Bên A có nghĩa vụ:</w:t>
+      </w:r>
+    </w:p>
+    <w:p>
+      <w:pPr>
+        <w:spacing w:line="283" w:lineRule="auto"/>
+        <w:jc w:val="both"/>
+        <w:rPr>
+          <w:sz w:val="26"/>
+          <w:szCs w:val="26"/>
+        </w:rPr>
+      </w:pPr>
+      <w:r>
+        <w:rPr>
+          <w:sz w:val="26"/>
+          <w:szCs w:val="26"/>
+        </w:rPr>
+        <w:t xml:space="preserve">a) </w:t>
+      </w:r>
+      <w:r>
+        <w:rPr>
+          <w:sz w:val="26"/>
+          <w:szCs w:val="26"/>
+          <w:lang w:val="vi-VN"/>
+        </w:rPr>
+        <w:t>Bảo đảm các điều kiện thuận lợi để người thực hành được thực hành theo đúng các thỏa thuận ghi trong Hợp đồng.</w:t>
+      </w:r>
+    </w:p>
+    <w:p>
+      <w:pPr>
+        <w:spacing w:line="283" w:lineRule="auto"/>
+        <w:jc w:val="both"/>
+        <w:rPr>
+          <w:sz w:val="26"/>
+          <w:szCs w:val="26"/>
+        </w:rPr>
+      </w:pPr>
+      <w:r>
+        <w:rPr>
+          <w:sz w:val="26"/>
+          <w:szCs w:val="26"/>
+        </w:rPr>
+        <w:t xml:space="preserve">b) </w:t>
+      </w:r>
+      <w:r>
+        <w:rPr>
+          <w:sz w:val="26"/>
+          <w:szCs w:val="26"/>
+          <w:lang w:val="vi-VN"/>
+        </w:rPr>
+        <w:t>Bảo đảm quyền lợi của người thực hành theo quy định của pháp luật (nếu có).</w:t>
+      </w:r>
+    </w:p>
+    <w:p>
+      <w:pPr>
+        <w:spacing w:line="283" w:lineRule="auto"/>
+        <w:jc w:val="both"/>
+        <w:rPr>
+          <w:sz w:val="26"/>
+          <w:szCs w:val="26"/>
+        </w:rPr>
+      </w:pPr>
+      <w:r>
+        <w:rPr>
+          <w:sz w:val="26"/>
+          <w:szCs w:val="26"/>
+        </w:rPr>
+        <w:t xml:space="preserve">c) </w:t>
+      </w:r>
+      <w:r>
+        <w:rPr>
+          <w:sz w:val="26"/>
+          <w:szCs w:val="26"/>
+          <w:lang w:val="vi-VN"/>
+        </w:rPr>
+        <w:t>Xác nhận quá trình thực hành theo đúng mẫu quy định tại Mẫu 0</w:t>
+      </w:r>
+      <w:r>
+        <w:rPr>
+          <w:sz w:val="26"/>
+          <w:szCs w:val="26"/>
+        </w:rPr>
+        <w:t>7</w:t>
+      </w:r>
+      <w:r>
+        <w:rPr>
+          <w:sz w:val="26"/>
+          <w:szCs w:val="26"/>
+          <w:lang w:val="vi-VN"/>
+        </w:rPr>
+        <w:t xml:space="preserve"> Phụ lục I ban hành kèm theo Nghị định số </w:t>
+      </w:r>
+      <w:r>
+        <w:rPr>
+          <w:sz w:val="26"/>
+          <w:szCs w:val="26"/>
+        </w:rPr>
+        <w:t>96/2023</w:t>
+      </w:r>
+      <w:r>
+        <w:rPr>
+          <w:sz w:val="26"/>
+          <w:szCs w:val="26"/>
+          <w:lang w:val="vi-VN"/>
+        </w:rPr>
+        <w:t xml:space="preserve">/NĐ-CP </w:t>
+      </w:r>
+      <w:r>
+        <w:rPr>
+          <w:sz w:val="26"/>
+          <w:szCs w:val="26"/>
+        </w:rPr>
+        <w:t xml:space="preserve">ngày </w:t>
+      </w:r>
+      <w:r>
+        <w:rPr>
+          <w:sz w:val="26"/>
+          <w:szCs w:val="26"/>
+        </w:rPr>
+        <w:t>30</w:t>
+      </w:r>
+      <w:r>
+        <w:rPr>
+          <w:sz w:val="26"/>
+          <w:szCs w:val="26"/>
+        </w:rPr>
+        <w:t xml:space="preserve"> tháng </w:t>
+      </w:r>
+      <w:r>
+        <w:rPr>
+          <w:sz w:val="26"/>
+          <w:szCs w:val="26"/>
+        </w:rPr>
+        <w:t>12</w:t>
+      </w:r>
+      <w:r>
+        <w:rPr>
+          <w:sz w:val="26"/>
+          <w:szCs w:val="26"/>
+        </w:rPr>
+        <w:t xml:space="preserve"> năm </w:t>
+      </w:r>
+      <w:r>
+        <w:rPr>
+          <w:sz w:val="26"/>
+          <w:szCs w:val="26"/>
+          <w:lang w:val="vi-VN"/>
+        </w:rPr>
+        <w:t>20</w:t>
+      </w:r>
+      <w:r>
+        <w:rPr>
+          <w:sz w:val="26"/>
+          <w:szCs w:val="26"/>
+        </w:rPr>
+        <w:t>23</w:t>
+      </w:r>
+      <w:r>
+        <w:rPr>
+          <w:sz w:val="26"/>
+          <w:szCs w:val="26"/>
+          <w:lang w:val="vi-VN"/>
+        </w:rPr>
+        <w:t xml:space="preserve"> của Chính phủ.</w:t>
+      </w:r>
+    </w:p>
+    <w:p>
+      <w:pPr>
+        <w:spacing w:line="283" w:lineRule="auto"/>
+        <w:jc w:val="both"/>
+        <w:rPr>
+          <w:sz w:val="26"/>
+          <w:szCs w:val="26"/>
+        </w:rPr>
+      </w:pPr>
+      <w:r>
+        <w:rPr>
+          <w:sz w:val="26"/>
+          <w:szCs w:val="26"/>
+        </w:rPr>
+        <w:t xml:space="preserve">d) </w:t>
+      </w:r>
+      <w:r>
+        <w:rPr>
+          <w:sz w:val="26"/>
+          <w:szCs w:val="26"/>
+          <w:lang w:val="vi-VN"/>
+        </w:rPr>
+        <w:t>Các nghĩa vụ khác (nếu có).</w:t>
+      </w:r>
+    </w:p>
+    <w:p>
+      <w:pPr>
+        <w:spacing w:line="283" w:lineRule="auto"/>
+        <w:jc w:val="both"/>
+        <w:rPr>
+          <w:sz w:val="26"/>
+          <w:szCs w:val="26"/>
+        </w:rPr>
+      </w:pPr>
+      <w:r>
+        <w:rPr>
+          <w:b/>
+          <w:bCs/>
+          <w:sz w:val="26"/>
+          <w:szCs w:val="26"/>
+          <w:lang w:val="vi-VN"/>
+        </w:rPr>
+        <w:t>Điều 3. Quyền và nghĩa vụ của Bên B</w:t>
+      </w:r>
+    </w:p>
+    <w:p>
+      <w:pPr>
+        <w:spacing w:line="283" w:lineRule="auto"/>
+        <w:jc w:val="both"/>
+        <w:rPr>
+          <w:sz w:val="26"/>
+          <w:szCs w:val="26"/>
+        </w:rPr>
+      </w:pPr>
+      <w:r>
+        <w:rPr>
+          <w:sz w:val="26"/>
+          <w:szCs w:val="26"/>
+        </w:rPr>
+        <w:t xml:space="preserve">1. </w:t>
+      </w:r>
+      <w:r>
+        <w:rPr>
+          <w:sz w:val="26"/>
+          <w:szCs w:val="26"/>
+          <w:lang w:val="vi-VN"/>
+        </w:rPr>
+        <w:t>Bên B có quyền:</w:t>
+      </w:r>
+    </w:p>
+    <w:p>
+      <w:pPr>
+        <w:spacing w:line="283" w:lineRule="auto"/>
+        <w:jc w:val="both"/>
+        <w:rPr>
+          <w:sz w:val="26"/>
+          <w:szCs w:val="26"/>
+        </w:rPr>
+      </w:pPr>
+      <w:r>
+        <w:rPr>
+          <w:sz w:val="26"/>
+          <w:szCs w:val="26"/>
+        </w:rPr>
+        <w:t xml:space="preserve">a) </w:t>
+      </w:r>
+      <w:r>
+        <w:rPr>
+          <w:sz w:val="26"/>
+          <w:szCs w:val="26"/>
+          <w:lang w:val="vi-VN"/>
+        </w:rPr>
+        <w:t xml:space="preserve">Được thực </w:t>
+      </w:r>
+      <w:r>
+        <w:rPr>
+          <w:sz w:val="26"/>
+          <w:szCs w:val="26"/>
+        </w:rPr>
+        <w:t xml:space="preserve">hành khám bệnh, chữa bệnh </w:t>
+      </w:r>
+      <w:r>
+        <w:rPr>
+          <w:sz w:val="26"/>
+          <w:szCs w:val="26"/>
+          <w:lang w:val="vi-VN"/>
+        </w:rPr>
+        <w:t>dưới sự giám sát của người hướng dẫn thực hành.</w:t>
+      </w:r>
+    </w:p>
+    <w:p>
+      <w:pPr>
+        <w:spacing w:line="283" w:lineRule="auto"/>
+        <w:jc w:val="both"/>
+        <w:rPr>
+          <w:sz w:val="26"/>
+          <w:szCs w:val="26"/>
+          <w:vertAlign w:val="superscript"/>
+        </w:rPr>
+      </w:pPr>
+      <w:r>
+        <w:rPr>
+          <w:sz w:val="26"/>
+          <w:szCs w:val="26"/>
+        </w:rPr>
+        <w:t xml:space="preserve">b) </w:t>
+      </w:r>
+      <w:r>
+        <w:rPr>
+          <w:sz w:val="26"/>
+          <w:szCs w:val="26"/>
+          <w:lang w:val="vi-VN"/>
+        </w:rPr>
+        <w:t>Được cung cấp các phương tiện, thiết bị bảo hộ trong quá trình thực hành</w:t>
+      </w:r>
+      <w:r>
+        <w:rPr>
+          <w:sz w:val="26"/>
+          <w:szCs w:val="26"/>
+        </w:rPr>
+        <w:t>: Theo Quy định của Bệnh viện.</w:t>
+      </w:r>
+    </w:p>
+    <w:p>
+      <w:pPr>
+        <w:spacing w:line="283" w:lineRule="auto"/>
+        <w:jc w:val="both"/>
+        <w:rPr>
+          <w:sz w:val="26"/>
+          <w:szCs w:val="26"/>
+        </w:rPr>
+      </w:pPr>
+      <w:r>
+        <w:rPr>
+          <w:sz w:val="26"/>
+          <w:szCs w:val="26"/>
+        </w:rPr>
+        <w:t xml:space="preserve">c) </w:t>
+      </w:r>
+      <w:r>
+        <w:rPr>
+          <w:sz w:val="26"/>
+          <w:szCs w:val="26"/>
+          <w:lang w:val="vi-VN"/>
+        </w:rPr>
+        <w:t>Được hưởng các quyền lợi theo quy định của pháp luật (nếu có).</w:t>
+      </w:r>
+    </w:p>
+    <w:p>
+      <w:pPr>
+        <w:spacing w:line="283" w:lineRule="auto"/>
+        <w:jc w:val="both"/>
+        <w:rPr>
+          <w:sz w:val="26"/>
+          <w:szCs w:val="26"/>
+        </w:rPr>
+      </w:pPr>
+      <w:r>
+        <w:rPr>
+          <w:sz w:val="26"/>
+          <w:szCs w:val="26"/>
+        </w:rPr>
+        <w:t xml:space="preserve">d) </w:t>
+      </w:r>
+      <w:r>
+        <w:rPr>
+          <w:sz w:val="26"/>
+          <w:szCs w:val="26"/>
+          <w:lang w:val="vi-VN"/>
+        </w:rPr>
+        <w:t>Được cấp giấy xác nhận quá trình thực hành.</w:t>
+      </w:r>
+    </w:p>
+    <w:p>
+      <w:pPr>
+        <w:spacing w:line="283" w:lineRule="auto"/>
+        <w:jc w:val="both"/>
+        <w:rPr>
+          <w:sz w:val="26"/>
+          <w:szCs w:val="26"/>
+        </w:rPr>
+      </w:pPr>
+      <w:r>
+        <w:rPr>
+          <w:sz w:val="26"/>
+          <w:szCs w:val="26"/>
+          <w:lang w:val="vi-VN"/>
+        </w:rPr>
+        <w:t>đ) Các quyền khác (nếu có).</w:t>
+      </w:r>
+    </w:p>
+    <w:p>
+      <w:pPr>
+        <w:spacing w:line="283" w:lineRule="auto"/>
+        <w:jc w:val="both"/>
+        <w:rPr>
+          <w:sz w:val="26"/>
+          <w:szCs w:val="26"/>
+        </w:rPr>
+      </w:pPr>
+      <w:r>
+        <w:rPr>
+          <w:sz w:val="26"/>
+          <w:szCs w:val="26"/>
+        </w:rPr>
+        <w:t xml:space="preserve">2. </w:t>
+      </w:r>
+      <w:r>
+        <w:rPr>
+          <w:sz w:val="26"/>
+          <w:szCs w:val="26"/>
+          <w:lang w:val="vi-VN"/>
+        </w:rPr>
+        <w:t>Bên B có nghĩa vụ:</w:t>
+      </w:r>
+    </w:p>
+    <w:p>
+      <w:pPr>
+        <w:spacing w:line="283" w:lineRule="auto"/>
+        <w:jc w:val="both"/>
+        <w:rPr>
+          <w:sz w:val="26"/>
+          <w:szCs w:val="26"/>
+        </w:rPr>
+      </w:pPr>
+      <w:r>
+        <w:rPr>
+          <w:sz w:val="26"/>
+          <w:szCs w:val="26"/>
+        </w:rPr>
+        <w:t xml:space="preserve">a) </w:t>
+      </w:r>
+      <w:r>
+        <w:rPr>
+          <w:sz w:val="26"/>
+          <w:szCs w:val="26"/>
+          <w:lang w:val="vi-VN"/>
+        </w:rPr>
+        <w:t>Chấp hành nội quy, quy chế chuyên môn của cơ sở khám bệnh, chữa bệnh.</w:t>
+      </w:r>
+    </w:p>
+    <w:p>
+      <w:pPr>
+        <w:spacing w:line="283" w:lineRule="auto"/>
+        <w:jc w:val="both"/>
+        <w:rPr>
+          <w:sz w:val="26"/>
+          <w:szCs w:val="26"/>
+        </w:rPr>
+      </w:pPr>
+      <w:r>
+        <w:rPr>
+          <w:sz w:val="26"/>
+          <w:szCs w:val="26"/>
+        </w:rPr>
+        <w:t xml:space="preserve">b) </w:t>
+      </w:r>
+      <w:r>
+        <w:rPr>
+          <w:sz w:val="26"/>
+          <w:szCs w:val="26"/>
+          <w:lang w:val="vi-VN"/>
+        </w:rPr>
+        <w:t>Hoàn thành những nhiệm vụ đã cam kết trong hợp đồng thực hành.</w:t>
+      </w:r>
+    </w:p>
+    <w:p>
+      <w:pPr>
+        <w:spacing w:line="283" w:lineRule="auto"/>
+        <w:jc w:val="both"/>
+        <w:rPr>
+          <w:sz w:val="26"/>
+          <w:szCs w:val="26"/>
+        </w:rPr>
+      </w:pPr>
+      <w:r>
+        <w:rPr>
+          <w:sz w:val="26"/>
+          <w:szCs w:val="26"/>
+        </w:rPr>
+        <w:t xml:space="preserve">c) </w:t>
+      </w:r>
+      <w:r>
+        <w:rPr>
+          <w:sz w:val="26"/>
+          <w:szCs w:val="26"/>
+          <w:lang w:val="vi-VN"/>
+        </w:rPr>
+        <w:t>Nộp kinh phí thực hành đầy đủ theo thỏa thuận với Bên A.</w:t>
+      </w:r>
+    </w:p>
+    <w:p>
+      <w:pPr>
+        <w:spacing w:line="283" w:lineRule="auto"/>
+        <w:jc w:val="both"/>
+        <w:rPr>
+          <w:sz w:val="26"/>
+          <w:szCs w:val="26"/>
+        </w:rPr>
+      </w:pPr>
+      <w:r>
+        <w:rPr>
+          <w:sz w:val="26"/>
+          <w:szCs w:val="26"/>
+        </w:rPr>
+        <w:t xml:space="preserve">d) </w:t>
+      </w:r>
+      <w:r>
+        <w:rPr>
+          <w:sz w:val="26"/>
+          <w:szCs w:val="26"/>
+          <w:lang w:val="vi-VN"/>
+        </w:rPr>
+        <w:t>Các nghĩa vụ khác (nếu có).</w:t>
+      </w:r>
+    </w:p>
+    <w:p>
+      <w:pPr>
+        <w:spacing w:line="283" w:lineRule="auto"/>
+        <w:jc w:val="both"/>
+        <w:rPr>
+          <w:sz w:val="26"/>
+          <w:szCs w:val="26"/>
+        </w:rPr>
+      </w:pPr>
+      <w:r>
+        <w:rPr>
+          <w:b/>
+          <w:bCs/>
+          <w:sz w:val="26"/>
+          <w:szCs w:val="26"/>
+          <w:lang w:val="vi-VN"/>
+        </w:rPr>
+        <w:t>Điều 4. Điều khoản thi hành</w:t>
+      </w:r>
+    </w:p>
+    <w:p>
+      <w:pPr>
+        <w:spacing w:line="283" w:lineRule="auto"/>
+        <w:jc w:val="both"/>
+        <w:rPr>
+          <w:sz w:val="26"/>
+          <w:szCs w:val="26"/>
+        </w:rPr>
+      </w:pPr>
+      <w:r>
+        <w:rPr>
+          <w:sz w:val="26"/>
+          <w:szCs w:val="26"/>
+        </w:rPr>
+        <w:t xml:space="preserve">1. </w:t>
+      </w:r>
+      <w:r>
+        <w:rPr>
+          <w:sz w:val="26"/>
+          <w:szCs w:val="26"/>
+          <w:lang w:val="vi-VN"/>
+        </w:rPr>
+        <w:t>Hợp đồng này có hiệu lực kể từ ngày ký và sẽ hết hiệu lực khi kết thúc thời gian thực hành và các bên đã hoàn thành các nghĩa vụ của Hợp đồng.</w:t>
+      </w:r>
+    </w:p>
+    <w:p>
+      <w:pPr>
+        <w:spacing w:line="283" w:lineRule="auto"/>
+        <w:jc w:val="both"/>
+        <w:rPr>
+          <w:sz w:val="26"/>
+          <w:szCs w:val="26"/>
+        </w:rPr>
+      </w:pPr>
+      <w:r>
+        <w:rPr>
+          <w:sz w:val="26"/>
+          <w:szCs w:val="26"/>
+        </w:rPr>
+        <w:t xml:space="preserve">2. </w:t>
+      </w:r>
+      <w:r>
+        <w:rPr>
+          <w:sz w:val="26"/>
+          <w:szCs w:val="26"/>
+          <w:lang w:val="vi-VN"/>
+        </w:rPr>
+        <w:t>Hai bên cam kết thực hiện đúng những điều khoản nêu trên, bên nào vi phạm bên đó phải chịu trách nhiệm trước pháp luật. Trong quá trình thực hiện Hợp đồng, nếu xảy ra tranh chấp thì hai bên cùng nhau thương lượng giải quyết, nếu không thống nhất thì đưa ra Tòa án để giải quyết.</w:t>
+      </w:r>
+    </w:p>
+    <w:p>
+      <w:pPr>
+        <w:spacing w:line="283" w:lineRule="auto"/>
+        <w:jc w:val="both"/>
+        <w:rPr>
+          <w:sz w:val="26"/>
+          <w:szCs w:val="26"/>
+        </w:rPr>
+      </w:pPr>
+      <w:r>
+        <w:rPr>
+          <w:sz w:val="26"/>
+          <w:szCs w:val="26"/>
+          <w:lang w:val="vi-VN"/>
+        </w:rPr>
+        <w:t>3. Hợp đồng này làm thành hai bản có giá trị pháp lý như nhau, mỗi bên giữ một bản./.</w:t>
+      </w:r>
+    </w:p>
+    <w:p>
+      <w:pPr>
+        <w:spacing w:line="283" w:lineRule="auto"/>
+        <w:jc w:val="both"/>
+        <w:rPr>
+          <w:sz w:val="26"/>
+          <w:szCs w:val="26"/>
+        </w:rPr>
+      </w:pPr>
+      <w:r>
+        <w:rPr>
+          <w:sz w:val="26"/>
+          <w:szCs w:val="26"/>
+          <w:lang w:val="vi-VN"/>
+        </w:rPr>
+        <w:t> </w:t>
+      </w:r>
+    </w:p>
+    <w:tbl>
+      <w:tblPr>
+        <w:tblW w:w="9889" w:type="dxa"/>
+        <w:tblCellMar>
+          <w:left w:w="0" w:type="dxa"/>
+          <w:right w:w="0" w:type="dxa"/>
+        </w:tblCellMar>
+        <w:tblLook w:val="04A0" w:firstRow="1" w:lastRow="0" w:firstColumn="1" w:lastColumn="0" w:noHBand="0" w:noVBand="1"/>
+      </w:tblPr>
+      <w:tblGrid>
+        <w:gridCol w:w="5070"/>
+        <w:gridCol w:w="4819"/>
+      </w:tblGrid>
+      <w:tr>
+        <w:trPr>
+          <w:trHeight w:val="2478"/>
+        </w:trPr>
+        <w:tc>
+          <w:tcPr>
+            <w:tcW w:w="5070" w:type="dxa"/>
+            <w:tcMar>
+              <w:top w:w="0" w:type="dxa"/>
+              <w:left w:w="108" w:type="dxa"/>
+              <w:bottom w:w="0" w:type="dxa"/>
+              <w:right w:w="108" w:type="dxa"/>
+            </w:tcMar>
+          </w:tcPr>
+          <w:p>
+            <w:pPr>
+              <w:jc w:val="center"/>
+              <w:rPr>
+                <w:i/>
+                <w:iCs/>
+                <w:sz w:val="26"/>
+                <w:szCs w:val="26"/>
+              </w:rPr>
+            </w:pPr>
+            <w:r>
+              <w:rPr>
+                <w:b/>
+                <w:bCs/>
+                <w:sz w:val="26"/>
+                <w:szCs w:val="26"/>
+                <w:lang w:val="vi-VN"/>
+              </w:rPr>
+              <w:t>BÊN A</w:t>
+            </w:r>
+            <w:r>
+              <w:rPr>
+                <w:b/>
+                <w:bCs/>
+                <w:sz w:val="26"/>
+                <w:szCs w:val="26"/>
+                <w:lang w:val="vi-VN"/>
+              </w:rPr>
+              <w:br/>
+            </w:r>
+          </w:p>
+          <w:p>
+            <w:pPr>
+              <w:jc w:val="center"/>
+              <w:rPr>
+                <w:i/>
+                <w:iCs/>
+                <w:sz w:val="26"/>
+                <w:szCs w:val="26"/>
+              </w:rPr>
+            </w:pPr>
+          </w:p>
+          <w:p>
+            <w:pPr>
+              <w:jc w:val="center"/>
+              <w:rPr>
+                <w:i/>
+                <w:iCs/>
+                <w:sz w:val="26"/>
+                <w:szCs w:val="26"/>
+              </w:rPr>
+            </w:pPr>
+          </w:p>
+          <w:p>
+            <w:pPr>
+              <w:jc w:val="center"/>
+              <w:rPr>
+                <w:i/>
+                <w:iCs/>
+                <w:sz w:val="26"/>
+                <w:szCs w:val="26"/>
+              </w:rPr>
+            </w:pPr>
+          </w:p>
+          <w:p>
+            <w:pPr>
+              <w:jc w:val="center"/>
+              <w:rPr>
+                <w:i/>
+                <w:iCs/>
+                <w:sz w:val="26"/>
+                <w:szCs w:val="26"/>
+              </w:rPr>
+            </w:pPr>
+          </w:p>
+          <w:p>
+            <w:pPr>
+              <w:jc w:val="center"/>
+              <w:rPr>
+                <w:b/>
+                <w:sz w:val="26"/>
+                <w:szCs w:val="26"/>
+              </w:rPr>
+            </w:pPr>
+          </w:p>
+          <w:p>
+            <w:pPr>
+              <w:jc w:val="center"/>
+              <w:rPr>
+                <w:b/>
+                <w:sz w:val="26"/>
+                <w:szCs w:val="26"/>
+              </w:rPr>
+            </w:pPr>
+            <w:r>
+              <w:rPr>
+                <w:b/>
+                <w:sz w:val="26"/>
+                <w:szCs w:val="26"/>
+              </w:rPr>
+              <w:t>Nguyễn Ngọc Hòa</w:t>
+            </w:r>
+          </w:p>
+        </w:tc>
+        <w:tc>
+          <w:tcPr>
+            <w:tcW w:w="4819" w:type="dxa"/>
+            <w:tcMar>
+              <w:top w:w="0" w:type="dxa"/>
+              <w:left w:w="108" w:type="dxa"/>
+              <w:bottom w:w="0" w:type="dxa"/>
+              <w:right w:w="108" w:type="dxa"/>
+            </w:tcMar>
+          </w:tcPr>
+          <w:p>
+            <w:pPr>
+              <w:jc w:val="center"/>
+              <w:rPr>
+                <w:i/>
+                <w:iCs/>
+                <w:sz w:val="26"/>
+                <w:szCs w:val="26"/>
+              </w:rPr>
+            </w:pPr>
+            <w:r>
+              <w:rPr>
+                <w:b/>
+                <w:bCs/>
+                <w:sz w:val="26"/>
+                <w:szCs w:val="26"/>
+                <w:lang w:val="vi-VN"/>
+              </w:rPr>
+              <w:t>BÊN B</w:t>
+            </w:r>
+            <w:r>
+              <w:rPr>
+                <w:b/>
+                <w:bCs/>
+                <w:sz w:val="26"/>
+                <w:szCs w:val="26"/>
+                <w:lang w:val="vi-VN"/>
+              </w:rPr>
+              <w:br/>
+            </w:r>
+          </w:p>
+          <w:p>
+            <w:pPr>
+              <w:jc w:val="center"/>
+              <w:rPr>
+                <w:i/>
+                <w:iCs/>
+                <w:sz w:val="26"/>
+                <w:szCs w:val="26"/>
+              </w:rPr>
+            </w:pPr>
+          </w:p>
+          <w:p>
+            <w:pPr>
+              <w:jc w:val="center"/>
+              <w:rPr>
+                <w:i/>
+                <w:iCs/>
+                <w:sz w:val="26"/>
+                <w:szCs w:val="26"/>
+              </w:rPr>
+            </w:pPr>
+          </w:p>
+          <w:p>
+            <w:pPr>
+              <w:jc w:val="center"/>
+              <w:rPr>
+                <w:i/>
+                <w:iCs/>
+                <w:sz w:val="26"/>
+                <w:szCs w:val="26"/>
+              </w:rPr>
+            </w:pPr>
+          </w:p>
+          <w:p>
+            <w:pPr>
+              <w:jc w:val="center"/>
+              <w:rPr>
+                <w:i/>
+                <w:iCs/>
+                <w:sz w:val="26"/>
+                <w:szCs w:val="26"/>
+              </w:rPr>
+            </w:pPr>
+          </w:p>
+          <w:p>
+            <w:pPr>
+              <w:jc w:val="center"/>
+              <w:rPr>
+                <w:i/>
+                <w:iCs/>
+                <w:sz w:val="26"/>
+                <w:szCs w:val="26"/>
+              </w:rPr>
+            </w:pPr>
+          </w:p>
+          <w:p>
+            <w:pPr>
+              <w:jc w:val="center"/>
+              <w:rPr>
+                <w:b/>
+                <w:bCs/>
+                <w:sz w:val="26"/>
+                <w:szCs w:val="26"/>
+              </w:rPr>
+            </w:pPr>
+            <w:r>
+              <w:rPr>
+                <w:b/>
+                <w:bCs/>
+                <w:noProof/>
+                <w:sz w:val="26"/>
+                <w:szCs w:val="26"/>
+              </w:rPr>
+              <w:t xml:space="preserve">{ho_va_ten}</w:t>
+            </w:r>
+          </w:p>
+        </w:tc>
+      </w:tr>
+    </w:tbl>
+    <w:p/>
+    <w:sectPr>
+      <w:pgSz w:w="11907" w:h="16840" w:code="9"/>
+      <w:pgMar w:top="1134" w:right="1134" w:bottom="1134" w:left="1701" w:header="720" w:footer="720" w:gutter="0"/>
+      <w:cols w:space="720"/>
+      <w:docGrid w:linePitch="381"/>
+    </w:sectPr>
+  </w:body>
+</w:document>
 </file>
 
 <file path=word/styles.xml><?xml version="1.0" encoding="utf-8"?>
